--- a/story.docx
+++ b/story.docx
@@ -643,276 +643,6 @@
         </w:rPr>
         <w:t>Уши мы назначили на четверг.</w:t>
       </w:r>
-    </w:p>
-    <w:p>
-      <w:r>
-        <w:pict w14:anchorId="2916D3C8">
-          <v:rect id="_x0000_i1031" style="width:0;height:1.5pt" o:hralign="center" o:hrstd="t" o:hr="t" fillcolor="#a0a0a0" stroked="f"/>
-        </w:pict>
-      </w:r>
-    </w:p>
-    <w:p>
-      <w:pPr>
-        <w:rPr>
-          <w:lang w:val="ru-RU"/>
-        </w:rPr>
-      </w:pPr>
-      <w:r>
-        <w:rPr>
-          <w:i/>
-          <w:iCs/>
-          <w:lang w:val="ru-RU"/>
-        </w:rPr>
-        <w:t>≈5 300 знаков с пробелами.</w:t>
-      </w:r>
-    </w:p>
-    <w:p/>
-    <w:p>
-      <w:pPr>
-        <w:rPr>
-          <w:lang w:val="ru-RU"/>
-        </w:rPr>
-      </w:pPr>
-      <w:r>
-        <w:rPr>
-          <w:lang w:val="ru-RU"/>
-        </w:rPr>
-        <w:lastRenderedPageBreak/>
-        <w:t>Какие здесь есть аллегори и т.д.?</w:t>
-      </w:r>
-    </w:p>
-    <w:p>
-      <w:pPr>
-        <w:rPr>
-          <w:lang w:val="ru-RU"/>
-        </w:rPr>
-      </w:pPr>
-      <w:r>
-        <w:rPr>
-          <w:lang w:val="ru-RU"/>
-        </w:rPr>
-        <w:t>Главная аллегория — свадебная формула, понятая буквально. Эпиграф «и прилепится к жене своей, и будут двое одна плоть» читают на каждом православном венчании. Князь в церкви улыбается, потому что понимает эти слова дословно. «Узы брака» становятся гипсовой повязкой, а плоть жены — его лицом.</w:t>
-      </w:r>
-    </w:p>
-    <w:p>
-      <w:pPr>
-        <w:numPr>
-          <w:ilvl w:val="0"/>
-          <w:numId w:val="1"/>
-        </w:numPr>
-        <w:rPr>
-          <w:lang w:val="ru-RU"/>
-        </w:rPr>
-      </w:pPr>
-      <w:r>
-        <w:rPr>
-          <w:b/>
-          <w:bCs/>
-          <w:lang w:val="ru-RU"/>
-        </w:rPr>
-        <w:t>«Безносая»</w:t>
-      </w:r>
-      <w:r>
-        <w:rPr>
-          <w:lang w:val="ru-RU"/>
-        </w:rPr>
-        <w:t xml:space="preserve"> — народное имя смерти. Князь и есть смерть для жены, только страшнее обычной: та, что не даёт умереть.</w:t>
-      </w:r>
-    </w:p>
-    <w:p>
-      <w:pPr>
-        <w:numPr>
-          <w:ilvl w:val="0"/>
-          <w:numId w:val="1"/>
-        </w:numPr>
-        <w:rPr>
-          <w:lang w:val="ru-RU"/>
-        </w:rPr>
-      </w:pPr>
-      <w:r>
-        <w:rPr>
-          <w:b/>
-          <w:bCs/>
-          <w:lang w:val="ru-RU"/>
-        </w:rPr>
-        <w:t>Надежда.</w:t>
-      </w:r>
-      <w:r>
-        <w:rPr>
-          <w:lang w:val="ru-RU"/>
-        </w:rPr>
-        <w:t xml:space="preserve"> Её буквально оставляют в склепе, как в дантовском «оставь надежду» у врат ада. Погребение заживо в фамильном склепе — поклон «Падению дома Ашеров» По.</w:t>
-      </w:r>
-    </w:p>
-    <w:p>
-      <w:pPr>
-        <w:numPr>
-          <w:ilvl w:val="0"/>
-          <w:numId w:val="1"/>
-        </w:numPr>
-        <w:rPr>
-          <w:lang w:val="ru-RU"/>
-        </w:rPr>
-      </w:pPr>
-      <w:r>
-        <w:rPr>
-          <w:b/>
-          <w:bCs/>
-          <w:lang w:val="ru-RU"/>
-        </w:rPr>
-        <w:t>Гоголь.</w:t>
-      </w:r>
-      <w:r>
-        <w:rPr>
-          <w:lang w:val="ru-RU"/>
-        </w:rPr>
-        <w:t xml:space="preserve"> Первая запись помечена 25 марта: этим числом открывается «Нос». К тому же это Благовещение, день благой вести. Князь говорит о носе «он», как о живом, и нос ему дороже жены.</w:t>
-      </w:r>
-    </w:p>
-    <w:p>
-      <w:pPr>
-        <w:numPr>
-          <w:ilvl w:val="0"/>
-          <w:numId w:val="1"/>
-        </w:numPr>
-        <w:rPr>
-          <w:lang w:val="ru-RU"/>
-        </w:rPr>
-      </w:pPr>
-      <w:r>
-        <w:rPr>
-          <w:b/>
-          <w:bCs/>
-          <w:lang w:val="ru-RU"/>
-        </w:rPr>
-        <w:t>Нос-младенец.</w:t>
-      </w:r>
-      <w:r>
-        <w:rPr>
-          <w:lang w:val="ru-RU"/>
-        </w:rPr>
-        <w:t xml:space="preserve"> У ван Гельмонта донор назван «родителем», и эта легенда подлинная. Наденька зовёт нос «почти ребёнком», а князь чмокает у раны, «как младенец у груди». Единственный плод этого брака — паразит, который кормится матерью. В финале уже мать кормят силой, чтобы жил «ребёнок».</w:t>
-      </w:r>
-    </w:p>
-    <w:p>
-      <w:pPr>
-        <w:numPr>
-          <w:ilvl w:val="0"/>
-          <w:numId w:val="1"/>
-        </w:numPr>
-        <w:rPr>
-          <w:lang w:val="ru-RU"/>
-        </w:rPr>
-      </w:pPr>
-      <w:r>
-        <w:rPr>
-          <w:b/>
-          <w:bCs/>
-          <w:lang w:val="ru-RU"/>
-        </w:rPr>
-        <w:t>Дездемона</w:t>
-      </w:r>
-      <w:r>
-        <w:rPr>
-          <w:lang w:val="ru-RU"/>
-        </w:rPr>
-        <w:t xml:space="preserve"> полюбила «за муки» и погибла от руки мужа. Вторая половина той строки, «а я её — за состраданье к ним», здесь вывернута: князь полюбил её кожу.</w:t>
-      </w:r>
-    </w:p>
-    <w:p>
-      <w:pPr>
-        <w:numPr>
-          <w:ilvl w:val="0"/>
-          <w:numId w:val="1"/>
-        </w:numPr>
-        <w:rPr>
-          <w:lang w:val="ru-RU"/>
-        </w:rPr>
-      </w:pPr>
-      <w:r>
-        <w:rPr>
-          <w:b/>
-          <w:bCs/>
-          <w:lang w:val="ru-RU"/>
-        </w:rPr>
-        <w:t>Доктор — главное чудовище.</w:t>
-      </w:r>
-      <w:r>
-        <w:rPr>
-          <w:lang w:val="ru-RU"/>
-        </w:rPr>
-        <w:t xml:space="preserve"> Фамилия Сыромятников идёт от сыромятной кожи, и кроит он «как перчаточник лайку». Он трижды выбирает себя: бром вместо помощи, статья вместо траура, зонд вместо городового.</w:t>
-      </w:r>
-    </w:p>
-    <w:p>
-      <w:pPr>
-        <w:numPr>
-          <w:ilvl w:val="0"/>
-          <w:numId w:val="1"/>
-        </w:numPr>
-        <w:rPr>
-          <w:lang w:val="ru-RU"/>
-        </w:rPr>
-      </w:pPr>
-      <w:r>
-        <w:rPr>
-          <w:b/>
-          <w:bCs/>
-          <w:lang w:val="ru-RU"/>
-        </w:rPr>
-        <w:t>Зло как канцелярия.</w:t>
-      </w:r>
-      <w:r>
-        <w:rPr>
-          <w:lang w:val="ru-RU"/>
-        </w:rPr>
-        <w:t xml:space="preserve"> Башибузуки режут уши «для отчёта», а финал — «уши мы назначили на четверг». Изувеченный сам стал палачом. В этом «мы» — союз титула и науки против беззащитной.</w:t>
-      </w:r>
-    </w:p>
-    <w:p>
-      <w:pPr>
-        <w:numPr>
-          <w:ilvl w:val="0"/>
-          <w:numId w:val="1"/>
-        </w:numPr>
-        <w:rPr>
-          <w:lang w:val="ru-RU"/>
-        </w:rPr>
-      </w:pPr>
-      <w:r>
-        <w:rPr>
-          <w:b/>
-          <w:bCs/>
-          <w:lang w:val="ru-RU"/>
-        </w:rPr>
-        <w:t>Белая ночь.</w:t>
-      </w:r>
-      <w:r>
-        <w:rPr>
-          <w:lang w:val="ru-RU"/>
-        </w:rPr>
-        <w:t xml:space="preserve"> Развязка приходится на ночь, когда тьмы нет вовсе. А она живёт в полной темноте и побелела, как росток в погребе.</w:t>
-      </w:r>
-    </w:p>
-    <w:p>
-      <w:pPr>
-        <w:rPr>
-          <w:lang w:val="ru-RU"/>
-        </w:rPr>
-      </w:pPr>
-      <w:r>
-        <w:rPr>
-          <w:lang w:val="ru-RU"/>
-        </w:rPr>
-        <w:t>Улики к развязке разложены честно, по-акунински: «по словам князя», пьяный немец со свидетельством, оспа, которой больше никто не заболел, лёгкий гроб, «она всегда при мне». Гроб несут двое, и в конце держат её тоже двое.</w:t>
-      </w:r>
-    </w:p>
-    <w:p>
-      <w:pPr>
-        <w:rPr>
-          <w:lang w:val="ru-RU"/>
-        </w:rPr>
-      </w:pPr>
     </w:p>
     <w:sectPr>
       <w:pgSz w:w="12240" w:h="15840"/>
@@ -1684,6 +1414,7 @@
   <w:style w:type="character" w:default="1" w:styleId="DefaultParagraphFont">
     <w:name w:val="Default Paragraph Font"/>
     <w:uiPriority w:val="1"/>
+    <w:semiHidden/>
     <w:unhideWhenUsed/>
   </w:style>
   <w:style w:type="table" w:default="1" w:styleId="TableNormal">

--- a/story.docx
+++ b/story.docx
@@ -10,11 +10,26 @@
       </w:pPr>
       <w:r>
         <w:rPr>
+          <w:i/>
+          <w:iCs/>
+          <w:lang w:val="ru-RU"/>
+        </w:rPr>
+        <w:t xml:space="preserve">Хоррор</w:t>
+      </w:r>
+    </w:p>
+    <w:p>
+      <w:pPr>
+        <w:rPr>
+          <w:lang w:val="ru-RU"/>
+        </w:rPr>
+      </w:pPr>
+      <w:r>
+        <w:rPr>
           <w:b/>
           <w:bCs/>
           <w:lang w:val="ru-RU"/>
         </w:rPr>
-        <w:t>Одна плоть</w:t>
+        <w:t xml:space="preserve">Одна плоть</w:t>
       </w:r>
     </w:p>
     <w:p>
@@ -29,7 +44,7 @@
           <w:iCs/>
           <w:lang w:val="ru-RU"/>
         </w:rPr>
-        <w:t>...и прилепится к жене своей, и будут двое одна плоть.</w:t>
+        <w:t xml:space="preserve">...и прилепится к жене своей, и будут двое одна плоть.</w:t>
       </w:r>
       <w:r>
         <w:rPr>
@@ -43,7 +58,7 @@
           <w:iCs/>
           <w:lang w:val="ru-RU"/>
         </w:rPr>
-        <w:t>Еф. 5:31</w:t>
+        <w:t xml:space="preserve">Еф. 5:31</w:t>
       </w:r>
     </w:p>
     <w:p>
@@ -58,7 +73,7 @@
           <w:iCs/>
           <w:lang w:val="ru-RU"/>
         </w:rPr>
-        <w:t>Из записок доктора медицины М. А. Сыромятникова</w:t>
+        <w:t xml:space="preserve">Из записок доктора медицины М. А. Сыромятникова</w:t>
       </w:r>
     </w:p>
     <w:p>
@@ -73,7 +88,7 @@
           <w:bCs/>
           <w:lang w:val="ru-RU"/>
         </w:rPr>
-        <w:t>25 марта 1879 года.</w:t>
+        <w:t xml:space="preserve">25 марта 1879 года.</w:t>
       </w:r>
       <w:r>
         <w:rPr>
@@ -92,124 +107,124 @@
         <w:rPr>
           <w:lang w:val="ru-RU"/>
         </w:rPr>
-        <w:t>Нос был серебряный, на чёрной ленте. Под ним открылся провал: две дыры в бугристом рубце, точь-в-точь как у черепа в анатомическом театре. Дышал князь через них с присвистом, как ветер в горлышке бутылки. Потом он откинул длинные, не по моде, волосы. На месте ушей натекли и застыли два восковых комка.</w:t>
-      </w:r>
-    </w:p>
-    <w:p>
-      <w:pPr>
-        <w:rPr>
-          <w:lang w:val="ru-RU"/>
-        </w:rPr>
-      </w:pPr>
-      <w:r>
-        <w:rPr>
-          <w:lang w:val="ru-RU"/>
-        </w:rPr>
-        <w:t>— Башибузуки, — пояснил он. — Под Плевной. Они режут пленным носы и уши вместо голов, для отчёта: легче нести. Мальчишки на Литейном кричат мне вслед: «Безносая идёт!» Ведь так в народе зовут смерть?</w:t>
-      </w:r>
-    </w:p>
-    <w:p>
-      <w:pPr>
-        <w:rPr>
-          <w:lang w:val="ru-RU"/>
-        </w:rPr>
-      </w:pPr>
-      <w:r>
-        <w:rPr>
-          <w:lang w:val="ru-RU"/>
-        </w:rPr>
-        <w:t>Я подтвердил.</w:t>
-      </w:r>
-    </w:p>
-    <w:p>
-      <w:pPr>
-        <w:rPr>
-          <w:lang w:val="ru-RU"/>
-        </w:rPr>
-      </w:pPr>
-      <w:r>
-        <w:rPr>
-          <w:lang w:val="ru-RU"/>
-        </w:rPr>
-        <w:t>— Мне нужен нос, доктор. Настоящий. Уши — потом. Говорят, вы честолюбивы.</w:t>
-      </w:r>
-    </w:p>
-    <w:p>
-      <w:pPr>
-        <w:rPr>
-          <w:lang w:val="ru-RU"/>
-        </w:rPr>
-      </w:pPr>
-      <w:r>
-        <w:rPr>
-          <w:lang w:val="ru-RU"/>
-        </w:rPr>
-        <w:t>Я честолюбив. Мне сорок лет, я лучший хирург Петербурга, а моего имени до сих пор нет ни в одном учебнике.</w:t>
-      </w:r>
-    </w:p>
-    <w:p>
-      <w:pPr>
-        <w:rPr>
-          <w:lang w:val="ru-RU"/>
-        </w:rPr>
-      </w:pPr>
-      <w:r>
-        <w:rPr>
-          <w:lang w:val="ru-RU"/>
-        </w:rPr>
-        <w:t>Я рассказал князю об итальянском способе болонца Тальякоцци, описанном ещё в 1597 году. С руки, повыше локтя, выкраивают лоскут живой кожи, не отрезая до конца, а руку притягивают к лицу, пока лоскут не прирастёт. Недели три. Своя кожа у князя дублёная, солдатская; лучше бы чужая, молодая.</w:t>
-      </w:r>
-    </w:p>
-    <w:p>
-      <w:pPr>
-        <w:rPr>
-          <w:lang w:val="ru-RU"/>
-        </w:rPr>
-      </w:pPr>
-      <w:r>
-        <w:rPr>
-          <w:lang w:val="ru-RU"/>
-        </w:rPr>
-        <w:t>— А что станется с носом, если хозяин кожи умрёт? — спросил вдруг князь.</w:t>
-      </w:r>
-    </w:p>
-    <w:p>
-      <w:pPr>
-        <w:rPr>
-          <w:lang w:val="ru-RU"/>
-        </w:rPr>
-      </w:pPr>
-      <w:r>
-        <w:rPr>
-          <w:lang w:val="ru-RU"/>
-        </w:rPr>
-        <w:t>Я рассмеялся. Есть, говорю, такая побасенка у ван Гельмонта. Одному брюссельцу в Болонье выкроили нос из руки носильщика. Через тринадцать месяцев нос похолодел, почернел и отвалился — в тот самый день, когда в Болонье преставился носильщик. Донора ван Гельмонт называет «родителем» носа. Суеверие, ваше сиятельство.</w:t>
-      </w:r>
-    </w:p>
-    <w:p>
-      <w:pPr>
-        <w:rPr>
-          <w:lang w:val="ru-RU"/>
-        </w:rPr>
-      </w:pPr>
-      <w:r>
-        <w:rPr>
-          <w:lang w:val="ru-RU"/>
-        </w:rPr>
-        <w:t>Князь не засмеялся.</w:t>
-      </w:r>
-    </w:p>
-    <w:p>
-      <w:pPr>
-        <w:rPr>
-          <w:lang w:val="ru-RU"/>
-        </w:rPr>
-      </w:pPr>
-      <w:r>
-        <w:rPr>
-          <w:lang w:val="ru-RU"/>
-        </w:rPr>
-        <w:t>— Стало быть, родитель должен быть молод, здоров и всегда при мне, — сказал он. — Я женюсь.</w:t>
+        <w:t xml:space="preserve">Нос был серебряный, на чёрной ленте. Под ним открылся провал: две дыры в бугристом рубце, точь-в-точь как у черепа в анатомическом театре. Дышал князь через них с присвистом, как ветер в горлышке бутылки. Потом он откинул длинные, не по моде, волосы. На месте ушей натекли и застыли два восковых комка.</w:t>
+      </w:r>
+    </w:p>
+    <w:p>
+      <w:pPr>
+        <w:rPr>
+          <w:lang w:val="ru-RU"/>
+        </w:rPr>
+      </w:pPr>
+      <w:r>
+        <w:rPr>
+          <w:lang w:val="ru-RU"/>
+        </w:rPr>
+        <w:t xml:space="preserve">— Башибузуки, — пояснил он. — Под Плевной. Они режут пленным носы и уши вместо голов, для отчёта: легче нести. Мальчишки на Литейном кричат мне вслед: «Безносая идёт!» Ведь так в народе зовут смерть?</w:t>
+      </w:r>
+    </w:p>
+    <w:p>
+      <w:pPr>
+        <w:rPr>
+          <w:lang w:val="ru-RU"/>
+        </w:rPr>
+      </w:pPr>
+      <w:r>
+        <w:rPr>
+          <w:lang w:val="ru-RU"/>
+        </w:rPr>
+        <w:t xml:space="preserve">Я подтвердил.</w:t>
+      </w:r>
+    </w:p>
+    <w:p>
+      <w:pPr>
+        <w:rPr>
+          <w:lang w:val="ru-RU"/>
+        </w:rPr>
+      </w:pPr>
+      <w:r>
+        <w:rPr>
+          <w:lang w:val="ru-RU"/>
+        </w:rPr>
+        <w:t xml:space="preserve">— Мне нужен нос, доктор. Настоящий. Уши — потом. Говорят, вы честолюбивы.</w:t>
+      </w:r>
+    </w:p>
+    <w:p>
+      <w:pPr>
+        <w:rPr>
+          <w:lang w:val="ru-RU"/>
+        </w:rPr>
+      </w:pPr>
+      <w:r>
+        <w:rPr>
+          <w:lang w:val="ru-RU"/>
+        </w:rPr>
+        <w:t xml:space="preserve">Я честолюбив. Мне сорок лет, я лучший хирург Петербурга, а моего имени до сих пор нет ни в одном учебнике.</w:t>
+      </w:r>
+    </w:p>
+    <w:p>
+      <w:pPr>
+        <w:rPr>
+          <w:lang w:val="ru-RU"/>
+        </w:rPr>
+      </w:pPr>
+      <w:r>
+        <w:rPr>
+          <w:lang w:val="ru-RU"/>
+        </w:rPr>
+        <w:t xml:space="preserve">Я рассказал князю об итальянском способе болонца Тальякоцци, описанном ещё в 1597 году. С руки, повыше локтя, выкраивают лоскут живой кожи, не отрезая до конца, а руку притягивают к лицу, пока лоскут не прирастёт. Недели три. Своя кожа у князя дублёная, солдатская; лучше бы чужая, молодая.</w:t>
+      </w:r>
+    </w:p>
+    <w:p>
+      <w:pPr>
+        <w:rPr>
+          <w:lang w:val="ru-RU"/>
+        </w:rPr>
+      </w:pPr>
+      <w:r>
+        <w:rPr>
+          <w:lang w:val="ru-RU"/>
+        </w:rPr>
+        <w:t xml:space="preserve">— А что станется с носом, если хозяин кожи умрёт? — спросил вдруг князь.</w:t>
+      </w:r>
+    </w:p>
+    <w:p>
+      <w:pPr>
+        <w:rPr>
+          <w:lang w:val="ru-RU"/>
+        </w:rPr>
+      </w:pPr>
+      <w:r>
+        <w:rPr>
+          <w:lang w:val="ru-RU"/>
+        </w:rPr>
+        <w:t xml:space="preserve">Я рассмеялся. Есть, говорю, такая побасенка у ван Гельмонта. Одному брюссельцу в Болонье выкроили нос из руки носильщика. Через тринадцать месяцев нос похолодел, загнил и отвалился — в тот самый день, когда в Болонье преставился носильщик. Симпатия, видите ли: нос умирает вместе со своим, так сказать, родителем. Суеверие, ваше сиятельство.</w:t>
+      </w:r>
+    </w:p>
+    <w:p>
+      <w:pPr>
+        <w:rPr>
+          <w:lang w:val="ru-RU"/>
+        </w:rPr>
+      </w:pPr>
+      <w:r>
+        <w:rPr>
+          <w:lang w:val="ru-RU"/>
+        </w:rPr>
+        <w:t xml:space="preserve">Князь не засмеялся.</w:t>
+      </w:r>
+    </w:p>
+    <w:p>
+      <w:pPr>
+        <w:rPr>
+          <w:lang w:val="ru-RU"/>
+        </w:rPr>
+      </w:pPr>
+      <w:r>
+        <w:rPr>
+          <w:lang w:val="ru-RU"/>
+        </w:rPr>
+        <w:t xml:space="preserve">— Стало быть, родитель должен быть молод, здоров и всегда при мне, — сказал он. — Я женюсь.</w:t>
       </w:r>
     </w:p>
     <w:p>
@@ -224,8 +239,7 @@
           <w:bCs/>
           <w:lang w:val="ru-RU"/>
         </w:rPr>
-        <w:lastRenderedPageBreak/>
-        <w:t>Апрель.</w:t>
+        <w:t xml:space="preserve">Апрель.</w:t>
       </w:r>
       <w:r>
         <w:rPr>
@@ -244,20 +258,20 @@
         <w:rPr>
           <w:lang w:val="ru-RU"/>
         </w:rPr>
-        <w:t>Венчались на Красную горку. Когда дьякон дочитал Апостол до слов «и прилепится к жене своей», князь улыбнулся. Тогда я не понял чему.</w:t>
-      </w:r>
-    </w:p>
-    <w:p>
-      <w:pPr>
-        <w:rPr>
-          <w:lang w:val="ru-RU"/>
-        </w:rPr>
-      </w:pPr>
-      <w:r>
-        <w:rPr>
-          <w:lang w:val="ru-RU"/>
-        </w:rPr>
-        <w:t>Через неделю я выкроил лоскут с её левой руки — бережно, как перчаточник кроит лайку, — и пришил к его лицу. Медовый месяц они провели в одной гипсовой повязке: её рука вскинута над его головой, его лицо вжато ей в плечо. Ели с одной ложки, спали, не размыкаясь. Она пела ему колыбельные. Ночью он во сне чмокал губами у самой раны, как младенец у груди.</w:t>
+        <w:t xml:space="preserve">Венчались на Красную горку. Когда дьякон дочитал Апостол до слов «и прилепится к жене своей», князь улыбнулся. Тогда я не понял чему.</w:t>
+      </w:r>
+    </w:p>
+    <w:p>
+      <w:pPr>
+        <w:rPr>
+          <w:lang w:val="ru-RU"/>
+        </w:rPr>
+      </w:pPr>
+      <w:r>
+        <w:rPr>
+          <w:lang w:val="ru-RU"/>
+        </w:rPr>
+        <w:t xml:space="preserve">Через неделю я выкроил лоскут с её левой руки — бережно, как перчаточник кроит лайку, — и пришил к его лицу. Медовый месяц они провели в одной гипсовой повязке: её рука вскинута над его головой, его лицо вжато ей в плечо. Ели с одной ложки, спали, не размыкаясь. Она пела ему колыбельные. Ночью он во сне чмокал губами у самой раны, как младенец у груди.</w:t>
       </w:r>
     </w:p>
     <w:p>
@@ -272,7 +286,7 @@
           <w:bCs/>
           <w:lang w:val="ru-RU"/>
         </w:rPr>
-        <w:t>Май.</w:t>
+        <w:t xml:space="preserve">Май.</w:t>
       </w:r>
       <w:r>
         <w:rPr>
@@ -293,7 +307,7 @@
           <w:bCs/>
           <w:lang w:val="ru-RU"/>
         </w:rPr>
-        <w:t>Октябрь.</w:t>
+        <w:t xml:space="preserve">Октябрь.</w:t>
       </w:r>
       <w:r>
         <w:rPr>
@@ -312,33 +326,33 @@
         <w:rPr>
           <w:lang w:val="ru-RU"/>
         </w:rPr>
-        <w:t>Сегодня, пока я слушал ей сердце, она прошептала:</w:t>
-      </w:r>
-    </w:p>
-    <w:p>
-      <w:pPr>
-        <w:rPr>
-          <w:lang w:val="ru-RU"/>
-        </w:rPr>
-      </w:pPr>
-      <w:r>
-        <w:rPr>
-          <w:lang w:val="ru-RU"/>
-        </w:rPr>
-        <w:t>— Он меня не любит, доктор. Он меня хранит. По ночам трогает мой шрам — проверяет, тёплый ли. Помогите мне уехать.</w:t>
-      </w:r>
-    </w:p>
-    <w:p>
-      <w:pPr>
-        <w:rPr>
-          <w:lang w:val="ru-RU"/>
-        </w:rPr>
-      </w:pPr>
-      <w:r>
-        <w:rPr>
-          <w:lang w:val="ru-RU"/>
-        </w:rPr>
-        <w:t>Я ответил, что в семейные дела не вмешиваюсь, и прописал бром.</w:t>
+        <w:t xml:space="preserve">Сегодня, пока я слушал ей сердце, она прошептала:</w:t>
+      </w:r>
+    </w:p>
+    <w:p>
+      <w:pPr>
+        <w:rPr>
+          <w:lang w:val="ru-RU"/>
+        </w:rPr>
+      </w:pPr>
+      <w:r>
+        <w:rPr>
+          <w:lang w:val="ru-RU"/>
+        </w:rPr>
+        <w:t xml:space="preserve">— Он меня не любит, доктор. Он меня хранит. По ночам трогает мой шрам — проверяет, тёплый ли. А вчера спросил, боюсь ли я темноты. Помогите мне уехать.</w:t>
+      </w:r>
+    </w:p>
+    <w:p>
+      <w:pPr>
+        <w:rPr>
+          <w:lang w:val="ru-RU"/>
+        </w:rPr>
+      </w:pPr>
+      <w:r>
+        <w:rPr>
+          <w:lang w:val="ru-RU"/>
+        </w:rPr>
+        <w:t xml:space="preserve">Я ответил, что в семейные дела не вмешиваюсь, и прописал бром.</w:t>
       </w:r>
     </w:p>
     <w:p>
@@ -353,7 +367,7 @@
           <w:bCs/>
           <w:lang w:val="ru-RU"/>
         </w:rPr>
-        <w:t>Май 1880 года.</w:t>
+        <w:t xml:space="preserve">Май 1880 года.</w:t>
       </w:r>
       <w:r>
         <w:rPr>
@@ -372,20 +386,20 @@
         <w:rPr>
           <w:lang w:val="ru-RU"/>
         </w:rPr>
-        <w:t>Всё отпевание я не сводил глаз с княжеского носа. Нос был свеж и розов, родинка на месте.</w:t>
-      </w:r>
-    </w:p>
-    <w:p>
-      <w:pPr>
-        <w:rPr>
-          <w:lang w:val="ru-RU"/>
-        </w:rPr>
-      </w:pPr>
-      <w:r>
-        <w:rPr>
-          <w:lang w:val="ru-RU"/>
-        </w:rPr>
-        <w:t>Ван Гельмонт посрамлён. Сажусь за статью.</w:t>
+        <w:t xml:space="preserve">Всё отпевание я не сводил глаз с княжеского носа. Нос был свеж и розов, родинка на месте.</w:t>
+      </w:r>
+    </w:p>
+    <w:p>
+      <w:pPr>
+        <w:rPr>
+          <w:lang w:val="ru-RU"/>
+        </w:rPr>
+      </w:pPr>
+      <w:r>
+        <w:rPr>
+          <w:lang w:val="ru-RU"/>
+        </w:rPr>
+        <w:t xml:space="preserve">Ван Гельмонт посрамлён. Сажусь за статью.</w:t>
       </w:r>
     </w:p>
     <w:p>
@@ -400,248 +414,312 @@
           <w:bCs/>
           <w:lang w:val="ru-RU"/>
         </w:rPr>
-        <w:t>Июнь 1882 года.</w:t>
-      </w:r>
-      <w:r>
-        <w:rPr>
-          <w:lang w:val="ru-RU"/>
-        </w:rPr>
-        <w:t xml:space="preserve"> Князь живёт в Ордынцеве затворником. Мужики сказывают, что каждую ночь он ходит в склеп со свечой. Бабы плачут: вот она, любовь.</w:t>
-      </w:r>
-    </w:p>
-    <w:p>
-      <w:pPr>
-        <w:rPr>
-          <w:lang w:val="ru-RU"/>
-        </w:rPr>
-      </w:pPr>
-      <w:r>
-        <w:rPr>
-          <w:lang w:val="ru-RU"/>
-        </w:rPr>
-        <w:t>В последний мой визит нос его сиятельства выглядел лет на тридцать моложе хозяина. Я спросил, не тоскует ли он по жене.</w:t>
-      </w:r>
-    </w:p>
-    <w:p>
-      <w:pPr>
-        <w:rPr>
-          <w:lang w:val="ru-RU"/>
-        </w:rPr>
-      </w:pPr>
-      <w:r>
-        <w:rPr>
-          <w:lang w:val="ru-RU"/>
-        </w:rPr>
-        <w:lastRenderedPageBreak/>
-        <w:t>— Отчего же? — удивился князь. — Она всегда при мне.</w:t>
-      </w:r>
-    </w:p>
-    <w:p>
-      <w:pPr>
-        <w:rPr>
-          <w:lang w:val="ru-RU"/>
-        </w:rPr>
-      </w:pPr>
-      <w:r>
-        <w:rPr>
-          <w:lang w:val="ru-RU"/>
-        </w:rPr>
-        <w:t>Нынче, в третьем часу белой ночи, меня подняли с постели. В прихожей стоял князь, без цилиндра, с землистым лицом.</w:t>
-      </w:r>
-    </w:p>
-    <w:p>
-      <w:pPr>
-        <w:rPr>
-          <w:lang w:val="ru-RU"/>
-        </w:rPr>
-      </w:pPr>
-      <w:r>
-        <w:rPr>
-          <w:lang w:val="ru-RU"/>
-        </w:rPr>
-        <w:t>— Он холодеет! Посмотрите!</w:t>
-      </w:r>
-    </w:p>
-    <w:p>
-      <w:pPr>
-        <w:rPr>
-          <w:lang w:val="ru-RU"/>
-        </w:rPr>
-      </w:pPr>
-      <w:r>
-        <w:rPr>
-          <w:lang w:val="ru-RU"/>
-        </w:rPr>
-        <w:t>Кончик носа посинел, как у утопленника, и Наденькина родинка чернела на нём, будто муха. Я тронул: лёд. А на дворе июнь.</w:t>
-      </w:r>
-    </w:p>
-    <w:p>
-      <w:pPr>
-        <w:rPr>
-          <w:lang w:val="ru-RU"/>
-        </w:rPr>
-      </w:pPr>
-      <w:r>
-        <w:rPr>
-          <w:lang w:val="ru-RU"/>
-        </w:rPr>
-        <w:t>— Сосудистый спазм... — начал было я.</w:t>
-      </w:r>
-    </w:p>
-    <w:p>
-      <w:pPr>
-        <w:rPr>
-          <w:lang w:val="ru-RU"/>
-        </w:rPr>
-      </w:pPr>
-      <w:r>
-        <w:rPr>
-          <w:lang w:val="ru-RU"/>
-        </w:rPr>
-        <w:t>— Она третий день не берёт хлеба, — перебил князь. — Воду выливает. Отвернулась к стене и молчит.</w:t>
-      </w:r>
-    </w:p>
-    <w:p>
-      <w:pPr>
-        <w:rPr>
-          <w:lang w:val="ru-RU"/>
-        </w:rPr>
-      </w:pPr>
-      <w:r>
-        <w:rPr>
-          <w:lang w:val="ru-RU"/>
-        </w:rPr>
-        <w:t>— Кто — она?</w:t>
-      </w:r>
-    </w:p>
-    <w:p>
-      <w:pPr>
-        <w:rPr>
-          <w:lang w:val="ru-RU"/>
-        </w:rPr>
-      </w:pPr>
-      <w:r>
-        <w:rPr>
-          <w:lang w:val="ru-RU"/>
-        </w:rPr>
-        <w:t>Он поглядел на меня с досадой, как на бестолкового.</w:t>
-      </w:r>
-    </w:p>
-    <w:p>
-      <w:pPr>
-        <w:rPr>
-          <w:lang w:val="ru-RU"/>
-        </w:rPr>
-      </w:pPr>
-      <w:r>
-        <w:rPr>
-          <w:lang w:val="ru-RU"/>
-        </w:rPr>
-        <w:t>— Надежда Павловна, кто же ещё. Она там совсем побелела, доктор, как картофельный росток в погребе. И волосы белые. Света не выносит. Но ведь жить можно? Можно же? Вы врач, вы знаете, как кормят тех, кто не хочет есть.</w:t>
-      </w:r>
-    </w:p>
-    <w:p>
-      <w:pPr>
-        <w:rPr>
-          <w:lang w:val="ru-RU"/>
-        </w:rPr>
-      </w:pPr>
-      <w:r>
-        <w:rPr>
-          <w:lang w:val="ru-RU"/>
-        </w:rPr>
-        <w:t>Я вспомнил закрытый гроб. Лёгкий гроб. Оспу, которой в усадьбе больше никто не заболел. Свечу — каждую ночь, два года.</w:t>
-      </w:r>
-    </w:p>
-    <w:p>
-      <w:pPr>
-        <w:rPr>
-          <w:lang w:val="ru-RU"/>
-        </w:rPr>
-      </w:pPr>
-      <w:r>
-        <w:rPr>
-          <w:lang w:val="ru-RU"/>
-        </w:rPr>
-        <w:t>— Вы ведь хотели в учебники, — тихо сказал князь. — Ван Гельмонт был прав, доктор. Доказать это можете только вы.</w:t>
-      </w:r>
-    </w:p>
-    <w:p>
-      <w:pPr>
-        <w:rPr>
-          <w:lang w:val="ru-RU"/>
-        </w:rPr>
-      </w:pPr>
-      <w:r>
-        <w:rPr>
-          <w:lang w:val="ru-RU"/>
-        </w:rPr>
-        <w:t>Мне следовало кликнуть городового.</w:t>
-      </w:r>
-    </w:p>
-    <w:p>
-      <w:pPr>
-        <w:rPr>
-          <w:lang w:val="ru-RU"/>
-        </w:rPr>
-      </w:pPr>
-      <w:r>
-        <w:rPr>
-          <w:lang w:val="ru-RU"/>
-        </w:rPr>
-        <w:t>Вместо этого я спросил, сколько она теперь весит, и открыл шкаф, где лежит желудочный зонд.</w:t>
-      </w:r>
-    </w:p>
-    <w:p>
-      <w:pPr>
-        <w:rPr>
-          <w:lang w:val="ru-RU"/>
-        </w:rPr>
-      </w:pPr>
-      <w:r>
-        <w:rPr>
-          <w:lang w:val="ru-RU"/>
-        </w:rPr>
-        <w:t>Склеп описывать не стану. Скажу лишь, что она меня узнала и улыбнулась: решила, видно, что я наконец приехал её увезти.</w:t>
-      </w:r>
-    </w:p>
-    <w:p>
-      <w:pPr>
-        <w:rPr>
-          <w:lang w:val="ru-RU"/>
-        </w:rPr>
-      </w:pPr>
-      <w:r>
-        <w:rPr>
-          <w:lang w:val="ru-RU"/>
-        </w:rPr>
-        <w:t>Накормить человека, который не хочет жить, совсем нетрудно, если держат двое.</w:t>
-      </w:r>
-    </w:p>
-    <w:p>
-      <w:pPr>
-        <w:rPr>
-          <w:lang w:val="ru-RU"/>
-        </w:rPr>
-      </w:pPr>
-      <w:r>
-        <w:rPr>
-          <w:lang w:val="ru-RU"/>
-        </w:rPr>
-        <w:t>К утру нос его сиятельства потеплел.</w:t>
-      </w:r>
-    </w:p>
-    <w:p>
-      <w:pPr>
-        <w:rPr>
-          <w:lang w:val="ru-RU"/>
-        </w:rPr>
-      </w:pPr>
-      <w:r>
-        <w:rPr>
-          <w:lang w:val="ru-RU"/>
-        </w:rPr>
-        <w:t>Уши мы назначили на четверг.</w:t>
+        <w:t xml:space="preserve">Июнь 1882 года.</w:t>
+      </w:r>
+      <w:r>
+        <w:rPr>
+          <w:lang w:val="ru-RU"/>
+        </w:rPr>
+        <w:t xml:space="preserve"> Князь живёт в Ордынцеве затворником. Мужики сказывают, что каждую ночь он ходит в склеп со свечой и узелком — носит покойнице гостинцы. Бабы плачут: вот она, любовь.</w:t>
+      </w:r>
+    </w:p>
+    <w:p>
+      <w:pPr>
+        <w:rPr>
+          <w:lang w:val="ru-RU"/>
+        </w:rPr>
+      </w:pPr>
+      <w:r>
+        <w:rPr>
+          <w:lang w:val="ru-RU"/>
+        </w:rPr>
+        <w:t xml:space="preserve">В последний мой визит нос его сиятельства выглядел лет на тридцать моложе хозяина. Я спросил, не тоскует ли он по жене.</w:t>
+      </w:r>
+    </w:p>
+    <w:p>
+      <w:pPr>
+        <w:rPr>
+          <w:lang w:val="ru-RU"/>
+        </w:rPr>
+      </w:pPr>
+      <w:r>
+        <w:rPr>
+          <w:lang w:val="ru-RU"/>
+        </w:rPr>
+        <w:t xml:space="preserve">— Отчего же? — удивился князь. — Она всегда при мне.</w:t>
+      </w:r>
+    </w:p>
+    <w:p>
+      <w:pPr>
+        <w:rPr>
+          <w:lang w:val="ru-RU"/>
+        </w:rPr>
+      </w:pPr>
+      <w:r>
+        <w:rPr>
+          <w:lang w:val="ru-RU"/>
+        </w:rPr>
+        <w:t xml:space="preserve">Нынче, в третьем часу белой ночи, меня подняли с постели. В прихожей стоял князь, без цилиндра, с землистым лицом.</w:t>
+      </w:r>
+    </w:p>
+    <w:p>
+      <w:pPr>
+        <w:rPr>
+          <w:lang w:val="ru-RU"/>
+        </w:rPr>
+      </w:pPr>
+      <w:r>
+        <w:rPr>
+          <w:lang w:val="ru-RU"/>
+        </w:rPr>
+        <w:t xml:space="preserve">— Он холодеет! Посмотрите!</w:t>
+      </w:r>
+    </w:p>
+    <w:p>
+      <w:pPr>
+        <w:rPr>
+          <w:lang w:val="ru-RU"/>
+        </w:rPr>
+      </w:pPr>
+      <w:r>
+        <w:rPr>
+          <w:lang w:val="ru-RU"/>
+        </w:rPr>
+        <w:t xml:space="preserve">Кончик носа посинел, как у утопленника, и Наденькина родинка чернела на нём, будто муха. Я тронул: лёд. А на дворе июнь.</w:t>
+      </w:r>
+    </w:p>
+    <w:p>
+      <w:pPr>
+        <w:rPr>
+          <w:lang w:val="ru-RU"/>
+        </w:rPr>
+      </w:pPr>
+      <w:r>
+        <w:rPr>
+          <w:lang w:val="ru-RU"/>
+        </w:rPr>
+        <w:t xml:space="preserve">— Сосудистый спазм... — начал было я.</w:t>
+      </w:r>
+    </w:p>
+    <w:p>
+      <w:pPr>
+        <w:rPr>
+          <w:lang w:val="ru-RU"/>
+        </w:rPr>
+      </w:pPr>
+      <w:r>
+        <w:rPr>
+          <w:lang w:val="ru-RU"/>
+        </w:rPr>
+        <w:t xml:space="preserve">— Она третий день не берёт хлеба, — перебил князь. — Воду выливает. Отвернулась к стене и молчит.</w:t>
+      </w:r>
+    </w:p>
+    <w:p>
+      <w:pPr>
+        <w:rPr>
+          <w:lang w:val="ru-RU"/>
+        </w:rPr>
+      </w:pPr>
+      <w:r>
+        <w:rPr>
+          <w:lang w:val="ru-RU"/>
+        </w:rPr>
+        <w:t xml:space="preserve">— Кто — она?</w:t>
+      </w:r>
+    </w:p>
+    <w:p>
+      <w:pPr>
+        <w:rPr>
+          <w:lang w:val="ru-RU"/>
+        </w:rPr>
+      </w:pPr>
+      <w:r>
+        <w:rPr>
+          <w:lang w:val="ru-RU"/>
+        </w:rPr>
+        <w:t xml:space="preserve">Он поглядел на меня с досадой, как на бестолкового.</w:t>
+      </w:r>
+    </w:p>
+    <w:p>
+      <w:pPr>
+        <w:rPr>
+          <w:lang w:val="ru-RU"/>
+        </w:rPr>
+      </w:pPr>
+      <w:r>
+        <w:rPr>
+          <w:lang w:val="ru-RU"/>
+        </w:rPr>
+        <w:t xml:space="preserve">— Надежда Павловна, кто же ещё. Она там совсем побелела, доктор, как картофельный росток в погребе. И волосы белые. Света не выносит. Но ведь жить можно? Можно же? Вы врач, вы знаете, как кормят тех, кто не хочет есть.</w:t>
+      </w:r>
+    </w:p>
+    <w:p>
+      <w:pPr>
+        <w:rPr>
+          <w:lang w:val="ru-RU"/>
+        </w:rPr>
+      </w:pPr>
+      <w:r>
+        <w:rPr>
+          <w:lang w:val="ru-RU"/>
+        </w:rPr>
+        <w:t xml:space="preserve">Я вспомнил закрытый гроб. Лёгкий гроб. Оспу, которой в доме больше никто не заболел. Свечу и узелок — каждую ночь, два года.</w:t>
+      </w:r>
+    </w:p>
+    <w:p>
+      <w:pPr>
+        <w:rPr>
+          <w:lang w:val="ru-RU"/>
+        </w:rPr>
+      </w:pPr>
+      <w:r>
+        <w:rPr>
+          <w:lang w:val="ru-RU"/>
+        </w:rPr>
+        <w:t xml:space="preserve">— Вы ведь хотели в учебники, — тихо сказал князь. — Ван Гельмонт был прав, доктор. Доказать это можете только вы.</w:t>
+      </w:r>
+    </w:p>
+    <w:p>
+      <w:pPr>
+        <w:rPr>
+          <w:lang w:val="ru-RU"/>
+        </w:rPr>
+      </w:pPr>
+      <w:r>
+        <w:rPr>
+          <w:lang w:val="ru-RU"/>
+        </w:rPr>
+        <w:t xml:space="preserve">Мне следовало кликнуть городового.</w:t>
+      </w:r>
+    </w:p>
+    <w:p>
+      <w:pPr>
+        <w:rPr>
+          <w:lang w:val="ru-RU"/>
+        </w:rPr>
+      </w:pPr>
+      <w:r>
+        <w:rPr>
+          <w:lang w:val="ru-RU"/>
+        </w:rPr>
+        <w:t xml:space="preserve">Вместо этого я спросил, сколько она теперь весит, и открыл шкаф, где лежит желудочный зонд.</w:t>
+      </w:r>
+    </w:p>
+    <w:p>
+      <w:pPr>
+        <w:rPr>
+          <w:lang w:val="ru-RU"/>
+        </w:rPr>
+      </w:pPr>
+      <w:r>
+        <w:rPr>
+          <w:lang w:val="ru-RU"/>
+        </w:rPr>
+        <w:t xml:space="preserve">Склеп описывать не стану. Пахло там не тленом — хлевом. В нише, которую князь приготовил для себя самого, лежал ворох белого тряпья. Ворох заслонился от свечи рукой, и на руке я узнал свою работу.</w:t>
+      </w:r>
+    </w:p>
+    <w:p>
+      <w:pPr>
+        <w:rPr>
+          <w:lang w:val="ru-RU"/>
+        </w:rPr>
+      </w:pPr>
+      <w:r>
+        <w:rPr>
+          <w:lang w:val="ru-RU"/>
+        </w:rPr>
+        <w:t xml:space="preserve">Она тоже меня узнала. Улыбнулась и шепнула:</w:t>
+      </w:r>
+    </w:p>
+    <w:p>
+      <w:pPr>
+        <w:rPr>
+          <w:lang w:val="ru-RU"/>
+        </w:rPr>
+      </w:pPr>
+      <w:r>
+        <w:rPr>
+          <w:lang w:val="ru-RU"/>
+        </w:rPr>
+        <w:t xml:space="preserve">— Вы за мной?</w:t>
+      </w:r>
+    </w:p>
+    <w:p>
+      <w:pPr>
+        <w:rPr>
+          <w:lang w:val="ru-RU"/>
+        </w:rPr>
+      </w:pPr>
+      <w:r>
+        <w:rPr>
+          <w:lang w:val="ru-RU"/>
+        </w:rPr>
+        <w:t xml:space="preserve">Я не ответил: считал. Стена у её изголовья была исцарапана ногтем — по чёрточке на каждую его свечу. Семьсот пятьдесят восемь. Последние три ночи не отмечены.</w:t>
+      </w:r>
+    </w:p>
+    <w:p>
+      <w:pPr>
+        <w:rPr>
+          <w:lang w:val="ru-RU"/>
+        </w:rPr>
+      </w:pPr>
+      <w:r>
+        <w:rPr>
+          <w:lang w:val="ru-RU"/>
+        </w:rPr>
+        <w:t xml:space="preserve">Улыбаться она перестала, когда я открыл саквояж.</w:t>
+      </w:r>
+    </w:p>
+    <w:p>
+      <w:pPr>
+        <w:rPr>
+          <w:lang w:val="ru-RU"/>
+        </w:rPr>
+      </w:pPr>
+      <w:r>
+        <w:rPr>
+          <w:lang w:val="ru-RU"/>
+        </w:rPr>
+        <w:t xml:space="preserve">Накормить человека, который не хочет жить, совсем нетрудно, если держат двое.</w:t>
+      </w:r>
+    </w:p>
+    <w:p>
+      <w:pPr>
+        <w:rPr>
+          <w:lang w:val="ru-RU"/>
+        </w:rPr>
+      </w:pPr>
+      <w:r>
+        <w:rPr>
+          <w:lang w:val="ru-RU"/>
+        </w:rPr>
+        <w:t xml:space="preserve">К утру нос его сиятельства потеплел.</w:t>
+      </w:r>
+    </w:p>
+    <w:p>
+      <w:pPr>
+        <w:rPr>
+          <w:lang w:val="ru-RU"/>
+        </w:rPr>
+      </w:pPr>
+      <w:r>
+        <w:rPr>
+          <w:lang w:val="ru-RU"/>
+        </w:rPr>
+        <w:t xml:space="preserve">Я завёл журнал в две графы: слева — её вес, справа — температура его носа.</w:t>
+      </w:r>
+    </w:p>
+    <w:p>
+      <w:pPr>
+        <w:rPr>
+          <w:lang w:val="ru-RU"/>
+        </w:rPr>
+      </w:pPr>
+      <w:r>
+        <w:rPr>
+          <w:lang w:val="ru-RU"/>
+        </w:rPr>
+        <w:t xml:space="preserve">Уши мы назначили на четверг.</w:t>
       </w:r>
     </w:p>
     <w:sectPr>

--- a/story.docx
+++ b/story.docx
@@ -44,7 +44,7 @@
           <w:iCs/>
           <w:lang w:val="ru-RU"/>
         </w:rPr>
-        <w:t xml:space="preserve">...и прилепится к жене своей, и будут двое одна плоть.</w:t>
+        <w:t xml:space="preserve">…и прилепится к жене своей, и будут двое одна плоть.</w:t>
       </w:r>
       <w:r>
         <w:rPr>
@@ -58,7 +58,7 @@
           <w:iCs/>
           <w:lang w:val="ru-RU"/>
         </w:rPr>
-        <w:t xml:space="preserve">Еф. 5:31</w:t>
+        <w:t xml:space="preserve">Еф. V, 31</w:t>
       </w:r>
     </w:p>
     <w:p>
@@ -198,7 +198,7 @@
         <w:rPr>
           <w:lang w:val="ru-RU"/>
         </w:rPr>
-        <w:t xml:space="preserve">Я рассмеялся. Есть, говорю, такая побасенка у ван Гельмонта. Одному брюссельцу в Болонье выкроили нос из руки носильщика. Через тринадцать месяцев нос похолодел, загнил и отвалился — в тот самый день, когда в Болонье преставился носильщик. Симпатия, видите ли: нос умирает вместе со своим, так сказать, родителем. Суеверие, ваше сиятельство.</w:t>
+        <w:t xml:space="preserve">Я рассмеялся. Есть, говорю, такая побасенка у ван Гельмонта. Тальякоцци выкроил одному брюссельцу нос из руки носильщика. Через тринадцать месяцев, уже дома, нос вдруг похолодел — в тот самый час, когда в Болонье преставился носильщик, — а вскоре загнил и отвалился. Симпатия, видите ли: нос умирает вместе со своим, так сказать, родителем. Суеверие, ваше сиятельство.</w:t>
       </w:r>
     </w:p>
     <w:p>
@@ -245,33 +245,33 @@
         <w:rPr>
           <w:lang w:val="ru-RU"/>
         </w:rPr>
-        <w:t xml:space="preserve"> Надежде Павловне восемнадцать. Сирота, дочь полковника, убитого под Карсом. Полюбила князя, как Дездемона, — за муки. О коже сказала просто: «Пусть в нём будет частица меня. Это почти как ребёнок».</w:t>
-      </w:r>
-    </w:p>
-    <w:p>
-      <w:pPr>
-        <w:rPr>
-          <w:lang w:val="ru-RU"/>
-        </w:rPr>
-      </w:pPr>
-      <w:r>
-        <w:rPr>
-          <w:lang w:val="ru-RU"/>
-        </w:rPr>
-        <w:t xml:space="preserve">Венчались на Красную горку. Когда дьякон дочитал Апостол до слов «и прилепится к жене своей», князь улыбнулся. Тогда я не понял чему.</w:t>
-      </w:r>
-    </w:p>
-    <w:p>
-      <w:pPr>
-        <w:rPr>
-          <w:lang w:val="ru-RU"/>
-        </w:rPr>
-      </w:pPr>
-      <w:r>
-        <w:rPr>
-          <w:lang w:val="ru-RU"/>
-        </w:rPr>
-        <w:t xml:space="preserve">Через неделю я выкроил лоскут с её левой руки — бережно, как перчаточник кроит лайку, — и пришил к его лицу. Медовый месяц они провели в одной гипсовой повязке: её рука вскинута над его головой, его лицо вжато ей в плечо. Ели с одной ложки, спали, не размыкаясь. Она пела ему колыбельные. Ночью он во сне чмокал губами у самой раны, как младенец у груди.</w:t>
+        <w:t xml:space="preserve"> Надежде Павловне восемнадцать. Сирота, дочь полковника, убитого под Карсом. Полюбила князя, как Дездемона, — за муки. Он её — за кожу. О пересадке сказала просто: «Пусть в нём будет частица меня. Это почти как ребёнок».</w:t>
+      </w:r>
+    </w:p>
+    <w:p>
+      <w:pPr>
+        <w:rPr>
+          <w:lang w:val="ru-RU"/>
+        </w:rPr>
+      </w:pPr>
+      <w:r>
+        <w:rPr>
+          <w:lang w:val="ru-RU"/>
+        </w:rPr>
+        <w:t xml:space="preserve">Венчались на Красную горку, в первый же дозволенный день. Когда дьякон дочитал Апостол до слов «и прилепится к жене своей», князь улыбнулся. Тогда я не понял чему.</w:t>
+      </w:r>
+    </w:p>
+    <w:p>
+      <w:pPr>
+        <w:rPr>
+          <w:lang w:val="ru-RU"/>
+        </w:rPr>
+      </w:pPr>
+      <w:r>
+        <w:rPr>
+          <w:lang w:val="ru-RU"/>
+        </w:rPr>
+        <w:t xml:space="preserve">Через неделю я выкроил лоскут с её левой руки — бережно, как перчаточник кроит лайку, — и пришил к его лицу.</w:t>
       </w:r>
     </w:p>
     <w:p>
@@ -292,7 +292,20 @@
         <w:rPr>
           <w:lang w:val="ru-RU"/>
         </w:rPr>
-        <w:t xml:space="preserve"> Лоскут прижился. Я отсёк питающую ножку и вылепил нос — тонкий, белый, слишком нежный для этого лица. На самом кончике темнела родинка, прежде сидевшая у Наденьки повыше локтя. Князь целовал жене шрам, и казалось, что он целует самого себя.</w:t>
+        <w:t xml:space="preserve"> Медовый месяц они провели в одной гипсовой повязке: её рука вскинута над его головой, его лицо вжато ей в плечо. Ели с одной ложки, спали, не размыкаясь. Она пела ему колыбельные. Ночью он во сне чмокал губами у самой раны, как младенец у груди.</w:t>
+      </w:r>
+    </w:p>
+    <w:p>
+      <w:pPr>
+        <w:rPr>
+          <w:lang w:val="ru-RU"/>
+        </w:rPr>
+      </w:pPr>
+      <w:r>
+        <w:rPr>
+          <w:lang w:val="ru-RU"/>
+        </w:rPr>
+        <w:t xml:space="preserve">Лоскут прижился. Я отсёк питающую ножку и вылепил нос — тонкий, белый, слишком нежный для этого лица. На самом кончике темнела родинка, прежде сидевшая у Наденьки повыше локтя. Князь целовал жене шрам, будто самого себя.</w:t>
       </w:r>
     </w:p>
     <w:p>
@@ -386,7 +399,7 @@
         <w:rPr>
           <w:lang w:val="ru-RU"/>
         </w:rPr>
-        <w:t xml:space="preserve">Всё отпевание я не сводил глаз с княжеского носа. Нос был свеж и розов, родинка на месте.</w:t>
+        <w:t xml:space="preserve">Всё отпевание я не сводил глаз с княжеского носа. Тринадцать месяцев, как в побасенке. Нос был свеж и розов, родинка на месте.</w:t>
       </w:r>
     </w:p>
     <w:p>
@@ -433,7 +446,7 @@
         <w:rPr>
           <w:lang w:val="ru-RU"/>
         </w:rPr>
-        <w:t xml:space="preserve">В последний мой визит нос его сиятельства выглядел лет на тридцать моложе хозяина. Я спросил, не тоскует ли он по жене.</w:t>
+        <w:t xml:space="preserve">В последний мой визит нос его сиятельства был лет на тридцать моложе хозяина. Я спросил, не тоскует ли он по жене.</w:t>
       </w:r>
     </w:p>
     <w:p>
@@ -485,20 +498,20 @@
         <w:rPr>
           <w:lang w:val="ru-RU"/>
         </w:rPr>
-        <w:t xml:space="preserve">Кончик носа посинел, как у утопленника, и Наденькина родинка чернела на нём, будто муха. Я тронул: лёд. А на дворе июнь.</w:t>
-      </w:r>
-    </w:p>
-    <w:p>
-      <w:pPr>
-        <w:rPr>
-          <w:lang w:val="ru-RU"/>
-        </w:rPr>
-      </w:pPr>
-      <w:r>
-        <w:rPr>
-          <w:lang w:val="ru-RU"/>
-        </w:rPr>
-        <w:t xml:space="preserve">— Сосудистый спазм... — начал было я.</w:t>
+        <w:t xml:space="preserve">Кончик носа посинел, и Наденькина родинка чернела на нём, будто муха. Я тронул: лёд. А на дворе июнь.</w:t>
+      </w:r>
+    </w:p>
+    <w:p>
+      <w:pPr>
+        <w:rPr>
+          <w:lang w:val="ru-RU"/>
+        </w:rPr>
+      </w:pPr>
+      <w:r>
+        <w:rPr>
+          <w:lang w:val="ru-RU"/>
+        </w:rPr>
+        <w:t xml:space="preserve">— Сосудистый спазм… — начал было я.</w:t>
       </w:r>
     </w:p>
     <w:p>
@@ -550,20 +563,20 @@
         <w:rPr>
           <w:lang w:val="ru-RU"/>
         </w:rPr>
-        <w:t xml:space="preserve">— Надежда Павловна, кто же ещё. Она там совсем побелела, доктор, как картофельный росток в погребе. И волосы белые. Света не выносит. Но ведь жить можно? Можно же? Вы врач, вы знаете, как кормят тех, кто не хочет есть.</w:t>
-      </w:r>
-    </w:p>
-    <w:p>
-      <w:pPr>
-        <w:rPr>
-          <w:lang w:val="ru-RU"/>
-        </w:rPr>
-      </w:pPr>
-      <w:r>
-        <w:rPr>
-          <w:lang w:val="ru-RU"/>
-        </w:rPr>
-        <w:t xml:space="preserve">Я вспомнил закрытый гроб. Лёгкий гроб. Оспу, которой в доме больше никто не заболел. Свечу и узелок — каждую ночь, два года.</w:t>
+        <w:t xml:space="preserve">— Надежда Павловна, кто же ещё. Она там совсем побелела, доктор, как картофельный росток в погребе. И волосы белые. Но ведь жить можно? Можно же?</w:t>
+      </w:r>
+    </w:p>
+    <w:p>
+      <w:pPr>
+        <w:rPr>
+          <w:lang w:val="ru-RU"/>
+        </w:rPr>
+      </w:pPr>
+      <w:r>
+        <w:rPr>
+          <w:lang w:val="ru-RU"/>
+        </w:rPr>
+        <w:t xml:space="preserve">Я вспомнил закрытый гроб. Лёгкий гроб.</w:t>
       </w:r>
     </w:p>
     <w:p>
@@ -654,7 +667,7 @@
         <w:rPr>
           <w:lang w:val="ru-RU"/>
         </w:rPr>
-        <w:t xml:space="preserve">Я не ответил: считал. Стена у её изголовья была исцарапана ногтем — по чёрточке на каждую его свечу. Семьсот пятьдесят восемь. Последние три ночи не отмечены.</w:t>
+        <w:t xml:space="preserve">Я не ответил: считал. Белёная стена у её изголовья была исцарапана ногтем — по чёрточке на каждую его свечу. Семьсот пятьдесят восемь. Последние три ночи не отмечены.</w:t>
       </w:r>
     </w:p>
     <w:p>

--- a/story.docx
+++ b/story.docx
@@ -94,20 +94,20 @@
         <w:rPr>
           <w:lang w:val="ru-RU"/>
         </w:rPr>
-        <w:t xml:space="preserve"> Князь Ордынцев вошёл ко мне в кабинет, снял цилиндр и, не говоря ни слова, отвязал свой нос.</w:t>
-      </w:r>
-    </w:p>
-    <w:p>
-      <w:pPr>
-        <w:rPr>
-          <w:lang w:val="ru-RU"/>
-        </w:rPr>
-      </w:pPr>
-      <w:r>
-        <w:rPr>
-          <w:lang w:val="ru-RU"/>
-        </w:rPr>
-        <w:t xml:space="preserve">Нос был серебряный, на чёрной ленте. Под ним открылся провал: две дыры в бугристом рубце, точь-в-точь как у черепа в анатомическом театре. Дышал князь через них с присвистом, как ветер в горлышке бутылки. Потом он откинул длинные, не по моде, волосы. На месте ушей натекли и застыли два восковых комка.</w:t>
+        <w:t xml:space="preserve"> Князь Ордынцев вошёл ко мне в кабинет и, не говоря ни слова, снял цилиндр, перчатки и нос.</w:t>
+      </w:r>
+    </w:p>
+    <w:p>
+      <w:pPr>
+        <w:rPr>
+          <w:lang w:val="ru-RU"/>
+        </w:rPr>
+      </w:pPr>
+      <w:r>
+        <w:rPr>
+          <w:lang w:val="ru-RU"/>
+        </w:rPr>
+        <w:t xml:space="preserve">Нос был серебряный, на чёрной ленте, изнутри запотевший. Под ним открылся провал, как у черепа на моём шкафу: две дыры в бугристом рубце. Дышал князь через них с присвистом, как ветер в горлышке бутылки. Потом он откинул длинные, не по моде, волосы. На месте ушей натекли и застыли два восковых комка.</w:t>
       </w:r>
     </w:p>
     <w:p>
@@ -159,7 +159,7 @@
         <w:rPr>
           <w:lang w:val="ru-RU"/>
         </w:rPr>
-        <w:t xml:space="preserve">Я честолюбив. Мне сорок лет, я лучший хирург Петербурга, а моего имени до сих пор нет ни в одном учебнике.</w:t>
+        <w:t xml:space="preserve">Я честолюбив. Мне сорок лет, я лучший хирург Петербурга, а в учебниках меня нет. Есть Диффенбах с его носами. Меня нет.</w:t>
       </w:r>
     </w:p>
     <w:p>
@@ -185,20 +185,20 @@
         <w:rPr>
           <w:lang w:val="ru-RU"/>
         </w:rPr>
-        <w:t xml:space="preserve">— А что станется с носом, если хозяин кожи умрёт? — спросил вдруг князь.</w:t>
-      </w:r>
-    </w:p>
-    <w:p>
-      <w:pPr>
-        <w:rPr>
-          <w:lang w:val="ru-RU"/>
-        </w:rPr>
-      </w:pPr>
-      <w:r>
-        <w:rPr>
-          <w:lang w:val="ru-RU"/>
-        </w:rPr>
-        <w:t xml:space="preserve">Я рассмеялся. Есть, говорю, такая побасенка у ван Гельмонта. Тальякоцци выкроил одному брюссельцу нос из руки носильщика. Через тринадцать месяцев, уже дома, нос вдруг похолодел — в тот самый час, когда в Болонье преставился носильщик, — а вскоре загнил и отвалился. Симпатия, видите ли: нос умирает вместе со своим, так сказать, родителем. Суеверие, ваше сиятельство.</w:t>
+        <w:t xml:space="preserve">— А что станется с носом, если хозяин кожи умрёт? — спросил князь.</w:t>
+      </w:r>
+    </w:p>
+    <w:p>
+      <w:pPr>
+        <w:rPr>
+          <w:lang w:val="ru-RU"/>
+        </w:rPr>
+      </w:pPr>
+      <w:r>
+        <w:rPr>
+          <w:lang w:val="ru-RU"/>
+        </w:rPr>
+        <w:t xml:space="preserve">Я рассмеялся. Есть, говорю, такая побасенка у ван Гельмонта. Тальякоцци выкроил одному брюссельцу нос из руки носильщика. Через тринадцать месяцев, уже дома, нос вдруг похолодел — в тот самый час, когда в Болонье преставился носильщик, — а через несколько дней загнил и отвалился. Симпатия, видите ли: нос умирает вместе со своим, так сказать, родителем. Суеверие, ваше сиятельство.</w:t>
       </w:r>
     </w:p>
     <w:p>
@@ -245,20 +245,20 @@
         <w:rPr>
           <w:lang w:val="ru-RU"/>
         </w:rPr>
-        <w:t xml:space="preserve"> Надежде Павловне восемнадцать. Сирота, дочь полковника, убитого под Карсом. Полюбила князя, как Дездемона, — за муки. Он её — за кожу. О пересадке сказала просто: «Пусть в нём будет частица меня. Это почти как ребёнок».</w:t>
-      </w:r>
-    </w:p>
-    <w:p>
-      <w:pPr>
-        <w:rPr>
-          <w:lang w:val="ru-RU"/>
-        </w:rPr>
-      </w:pPr>
-      <w:r>
-        <w:rPr>
-          <w:lang w:val="ru-RU"/>
-        </w:rPr>
-        <w:t xml:space="preserve">Венчались на Красную горку, в первый же дозволенный день. Когда дьякон дочитал Апостол до слов «и прилепится к жене своей», князь улыбнулся. Тогда я не понял чему.</w:t>
+        <w:t xml:space="preserve"> Надежде Павловне восемнадцать. Сирота, дочь полковника, убитого под Карсом. Полюбила князя, как Дездемона, — за муки. Он её — за кожу. Кожа, отмечу, превосходная: тонкая, без единой веснушки, лишь повыше левого локтя родинка. О пересадке Наденька сказала просто: «Пусть в нём будет частица меня. Это почти как ребёнок».</w:t>
+      </w:r>
+    </w:p>
+    <w:p>
+      <w:pPr>
+        <w:rPr>
+          <w:lang w:val="ru-RU"/>
+        </w:rPr>
+      </w:pPr>
+      <w:r>
+        <w:rPr>
+          <w:lang w:val="ru-RU"/>
+        </w:rPr>
+        <w:t xml:space="preserve">Венчались на Красную горку, в первый же дозволенный день. Пока дьякон читал Апостол, князь улыбнулся дважды: на «питает и греет ю» и на «прилепится к жене своей».</w:t>
       </w:r>
     </w:p>
     <w:p>
@@ -292,20 +292,33 @@
         <w:rPr>
           <w:lang w:val="ru-RU"/>
         </w:rPr>
-        <w:t xml:space="preserve"> Медовый месяц они провели в одной гипсовой повязке: её рука вскинута над его головой, его лицо вжато ей в плечо. Ели с одной ложки, спали, не размыкаясь. Она пела ему колыбельные. Ночью он во сне чмокал губами у самой раны, как младенец у груди.</w:t>
-      </w:r>
-    </w:p>
-    <w:p>
-      <w:pPr>
-        <w:rPr>
-          <w:lang w:val="ru-RU"/>
-        </w:rPr>
-      </w:pPr>
-      <w:r>
-        <w:rPr>
-          <w:lang w:val="ru-RU"/>
-        </w:rPr>
-        <w:t xml:space="preserve">Лоскут прижился. Я отсёк питающую ножку и вылепил нос — тонкий, белый, слишком нежный для этого лица. На самом кончике темнела родинка, прежде сидевшая у Наденьки повыше локтя. Князь целовал жене шрам, будто самого себя.</w:t>
+        <w:t xml:space="preserve"> Медовый месяц они провели в одной гипсовой повязке: её рука вскинута над его головой, его лицо вжато ей в плечо. Ели с одной ложки, спали не размыкаясь. Под повязкой оба прели и скоро стали пахнуть одинаково. Она пела ему колыбельные. Ночью он во сне чмокал губами у самой раны, как младенец у груди.</w:t>
+      </w:r>
+    </w:p>
+    <w:p>
+      <w:pPr>
+        <w:rPr>
+          <w:lang w:val="ru-RU"/>
+        </w:rPr>
+      </w:pPr>
+      <w:r>
+        <w:rPr>
+          <w:lang w:val="ru-RU"/>
+        </w:rPr>
+        <w:t xml:space="preserve">Лоскут прижился per primam. Я отсёк питающую ножку и вылепил нос — тонкий, белый, слишком нежный для этого лица. Родинка пришлась на самый кончик.</w:t>
+      </w:r>
+    </w:p>
+    <w:p>
+      <w:pPr>
+        <w:rPr>
+          <w:lang w:val="ru-RU"/>
+        </w:rPr>
+      </w:pPr>
+      <w:r>
+        <w:rPr>
+          <w:lang w:val="ru-RU"/>
+        </w:rPr>
+        <w:t xml:space="preserve">Князь целует жене шрам. Наденька думает, что её.</w:t>
       </w:r>
     </w:p>
     <w:p>
@@ -326,7 +339,7 @@
         <w:rPr>
           <w:lang w:val="ru-RU"/>
         </w:rPr>
-        <w:t xml:space="preserve"> Князь бережёт жену, как ростовщик — заклад. Сквозняки, лестницы, лошади, театры, гости — всё под запретом. Форточки забиты гвоздями, прислуга ходит на цыпочках. Я осматриваю княгиню раз в неделю. Она бледна и тает.</w:t>
+        <w:t xml:space="preserve"> Князь бережёт жену, как ростовщик — заклад. Лошади, лестницы, театры, гости — всё под запретом. Окна забиты гвоздями: от сквозняков, говорит. По-моему, он читал «Дневник писателя». Я осматриваю княгиню раз в неделю. Она бледна и тает.</w:t>
       </w:r>
     </w:p>
     <w:p>
@@ -433,7 +446,20 @@
         <w:rPr>
           <w:lang w:val="ru-RU"/>
         </w:rPr>
-        <w:t xml:space="preserve"> Князь живёт в Ордынцеве затворником. Мужики сказывают, что каждую ночь он ходит в склеп со свечой и узелком — носит покойнице гостинцы. Бабы плачут: вот она, любовь.</w:t>
+        <w:t xml:space="preserve"> Статья прошла незамеченной: опровергнуть побасенку — не открытие.</w:t>
+      </w:r>
+    </w:p>
+    <w:p>
+      <w:pPr>
+        <w:rPr>
+          <w:lang w:val="ru-RU"/>
+        </w:rPr>
+      </w:pPr>
+      <w:r>
+        <w:rPr>
+          <w:lang w:val="ru-RU"/>
+        </w:rPr>
+        <w:t xml:space="preserve">Князь живёт в Ордынцеве затворником. Мужики сказывают, что каждую ночь он ходит в склеп со свечой и узелком — носит покойнице гостинцы. Бабы плачут: вот она, любовь.</w:t>
       </w:r>
     </w:p>
     <w:p>
@@ -472,33 +498,33 @@
         <w:rPr>
           <w:lang w:val="ru-RU"/>
         </w:rPr>
-        <w:t xml:space="preserve">Нынче, в третьем часу белой ночи, меня подняли с постели. В прихожей стоял князь, без цилиндра, с землистым лицом.</w:t>
-      </w:r>
-    </w:p>
-    <w:p>
-      <w:pPr>
-        <w:rPr>
-          <w:lang w:val="ru-RU"/>
-        </w:rPr>
-      </w:pPr>
-      <w:r>
-        <w:rPr>
-          <w:lang w:val="ru-RU"/>
-        </w:rPr>
-        <w:t xml:space="preserve">— Он холодеет! Посмотрите!</w:t>
-      </w:r>
-    </w:p>
-    <w:p>
-      <w:pPr>
-        <w:rPr>
-          <w:lang w:val="ru-RU"/>
-        </w:rPr>
-      </w:pPr>
-      <w:r>
-        <w:rPr>
-          <w:lang w:val="ru-RU"/>
-        </w:rPr>
-        <w:t xml:space="preserve">Кончик носа посинел, и Наденькина родинка чернела на нём, будто муха. Я тронул: лёд. А на дворе июнь.</w:t>
+        <w:t xml:space="preserve">Нынче, в третьем часу белой ночи, меня подняли с постели. В прихожей стоял князь — без цилиндра, с погасшим огарком в кулаке.</w:t>
+      </w:r>
+    </w:p>
+    <w:p>
+      <w:pPr>
+        <w:rPr>
+          <w:lang w:val="ru-RU"/>
+        </w:rPr>
+      </w:pPr>
+      <w:r>
+        <w:rPr>
+          <w:lang w:val="ru-RU"/>
+        </w:rPr>
+        <w:t xml:space="preserve">— Он холодеет!</w:t>
+      </w:r>
+    </w:p>
+    <w:p>
+      <w:pPr>
+        <w:rPr>
+          <w:lang w:val="ru-RU"/>
+        </w:rPr>
+      </w:pPr>
+      <w:r>
+        <w:rPr>
+          <w:lang w:val="ru-RU"/>
+        </w:rPr>
+        <w:t xml:space="preserve">Кончик носа посинел, и Наденькина родинка чернела на нём, будто муха. Я тронул: лёд.</w:t>
       </w:r>
     </w:p>
     <w:p>
@@ -550,7 +576,7 @@
         <w:rPr>
           <w:lang w:val="ru-RU"/>
         </w:rPr>
-        <w:t xml:space="preserve">Он поглядел на меня с досадой, как на бестолкового.</w:t>
+        <w:t xml:space="preserve">Он поглядел на меня как на бестолкового.</w:t>
       </w:r>
     </w:p>
     <w:p>
@@ -589,19 +615,6 @@
         <w:rPr>
           <w:lang w:val="ru-RU"/>
         </w:rPr>
-        <w:t xml:space="preserve">— Вы ведь хотели в учебники, — тихо сказал князь. — Ван Гельмонт был прав, доктор. Доказать это можете только вы.</w:t>
-      </w:r>
-    </w:p>
-    <w:p>
-      <w:pPr>
-        <w:rPr>
-          <w:lang w:val="ru-RU"/>
-        </w:rPr>
-      </w:pPr>
-      <w:r>
-        <w:rPr>
-          <w:lang w:val="ru-RU"/>
-        </w:rPr>
         <w:t xml:space="preserve">Мне следовало кликнуть городового.</w:t>
       </w:r>
     </w:p>
@@ -615,20 +628,20 @@
         <w:rPr>
           <w:lang w:val="ru-RU"/>
         </w:rPr>
-        <w:t xml:space="preserve">Вместо этого я спросил, сколько она теперь весит, и открыл шкаф, где лежит желудочный зонд.</w:t>
-      </w:r>
-    </w:p>
-    <w:p>
-      <w:pPr>
-        <w:rPr>
-          <w:lang w:val="ru-RU"/>
-        </w:rPr>
-      </w:pPr>
-      <w:r>
-        <w:rPr>
-          <w:lang w:val="ru-RU"/>
-        </w:rPr>
-        <w:t xml:space="preserve">Склеп описывать не стану. Пахло там не тленом — хлевом. В нише, которую князь приготовил для себя самого, лежал ворох белого тряпья. Ворох заслонился от свечи рукой, и на руке я узнал свою работу.</w:t>
+        <w:t xml:space="preserve">Я спросил, сколько она теперь весит, и открыл шкаф, где лежит желудочный зонд.</w:t>
+      </w:r>
+    </w:p>
+    <w:p>
+      <w:pPr>
+        <w:rPr>
+          <w:lang w:val="ru-RU"/>
+        </w:rPr>
+      </w:pPr>
+      <w:r>
+        <w:rPr>
+          <w:lang w:val="ru-RU"/>
+        </w:rPr>
+        <w:t xml:space="preserve">Склеп описывать не стану. Пахло там не тленом — хлевом. В нише, которую князь приготовил для себя самого, лежал ворох белого тряпья. Ворох звякнул и заслонился от свечи рукой. На руке я узнал свою работу.</w:t>
       </w:r>
     </w:p>
     <w:p>
@@ -694,6 +707,19 @@
           <w:lang w:val="ru-RU"/>
         </w:rPr>
         <w:t xml:space="preserve">Накормить человека, который не хочет жить, совсем нетрудно, если держат двое.</w:t>
+      </w:r>
+    </w:p>
+    <w:p>
+      <w:pPr>
+        <w:rPr>
+          <w:lang w:val="ru-RU"/>
+        </w:rPr>
+      </w:pPr>
+      <w:r>
+        <w:rPr>
+          <w:lang w:val="ru-RU"/>
+        </w:rPr>
+        <w:t xml:space="preserve">Князь гладил её по белым волосам и напевал колыбельную.</w:t>
       </w:r>
     </w:p>
     <w:p>

--- a/story.docx
+++ b/story.docx
@@ -88,7 +88,7 @@
           <w:bCs/>
           <w:lang w:val="ru-RU"/>
         </w:rPr>
-        <w:t xml:space="preserve">25 марта 1879 года.</w:t>
+        <w:t xml:space="preserve">25 марта 1879 года, Благовещенье.</w:t>
       </w:r>
       <w:r>
         <w:rPr>
@@ -107,72 +107,46 @@
         <w:rPr>
           <w:lang w:val="ru-RU"/>
         </w:rPr>
-        <w:t xml:space="preserve">Нос был серебряный, на чёрной ленте, изнутри запотевший. Под ним открылся провал, как у черепа на моём шкафу: две дыры в бугристом рубце. Дышал князь через них с присвистом, как ветер в горлышке бутылки. Потом он откинул длинные, не по моде, волосы. На месте ушей натекли и застыли два восковых комка.</w:t>
-      </w:r>
-    </w:p>
-    <w:p>
-      <w:pPr>
-        <w:rPr>
-          <w:lang w:val="ru-RU"/>
-        </w:rPr>
-      </w:pPr>
-      <w:r>
-        <w:rPr>
-          <w:lang w:val="ru-RU"/>
-        </w:rPr>
-        <w:t xml:space="preserve">— Башибузуки, — пояснил он. — Под Плевной. Они режут пленным носы и уши вместо голов, для отчёта: легче нести. Мальчишки на Литейном кричат мне вслед: «Безносая идёт!» Ведь так в народе зовут смерть?</w:t>
-      </w:r>
-    </w:p>
-    <w:p>
-      <w:pPr>
-        <w:rPr>
-          <w:lang w:val="ru-RU"/>
-        </w:rPr>
-      </w:pPr>
-      <w:r>
-        <w:rPr>
-          <w:lang w:val="ru-RU"/>
-        </w:rPr>
-        <w:t xml:space="preserve">Я подтвердил.</w:t>
-      </w:r>
-    </w:p>
-    <w:p>
-      <w:pPr>
-        <w:rPr>
-          <w:lang w:val="ru-RU"/>
-        </w:rPr>
-      </w:pPr>
-      <w:r>
-        <w:rPr>
-          <w:lang w:val="ru-RU"/>
-        </w:rPr>
-        <w:t xml:space="preserve">— Мне нужен нос, доктор. Настоящий. Уши — потом. Говорят, вы честолюбивы.</w:t>
-      </w:r>
-    </w:p>
-    <w:p>
-      <w:pPr>
-        <w:rPr>
-          <w:lang w:val="ru-RU"/>
-        </w:rPr>
-      </w:pPr>
-      <w:r>
-        <w:rPr>
-          <w:lang w:val="ru-RU"/>
-        </w:rPr>
-        <w:t xml:space="preserve">Я честолюбив. Мне сорок лет, я лучший хирург Петербурга, а в учебниках меня нет. Есть Диффенбах с его носами. Меня нет.</w:t>
-      </w:r>
-    </w:p>
-    <w:p>
-      <w:pPr>
-        <w:rPr>
-          <w:lang w:val="ru-RU"/>
-        </w:rPr>
-      </w:pPr>
-      <w:r>
-        <w:rPr>
-          <w:lang w:val="ru-RU"/>
-        </w:rPr>
-        <w:t xml:space="preserve">Я рассказал князю об итальянском способе болонца Тальякоцци, описанном ещё в 1597 году. С руки, повыше локтя, выкраивают лоскут живой кожи, не отрезая до конца, а руку притягивают к лицу, пока лоскут не прирастёт. Недели три. Своя кожа у князя дублёная, солдатская; лучше бы чужая, молодая.</w:t>
+        <w:t xml:space="preserve">Нос был серебряный, на чёрной ленте, изнутри запотевший. Под ним открылся провал, как у черепа на моём шкафу: две дыры в бугристом рубце. Дышал князь через них с присвистом, словно ветер в горлышке бутылки. Потом он откинул длинные, не по моде, волосы. На месте ушей натекли и застыли два восковых комка.</w:t>
+      </w:r>
+    </w:p>
+    <w:p>
+      <w:pPr>
+        <w:rPr>
+          <w:lang w:val="ru-RU"/>
+        </w:rPr>
+      </w:pPr>
+      <w:r>
+        <w:rPr>
+          <w:lang w:val="ru-RU"/>
+        </w:rPr>
+        <w:t xml:space="preserve">— Башибузуки, — пояснил он. — Под Плевной. Они режут пленным носы и уши вместо голов, для отчёта: легче нести. Мальчишки на Литейном кричат мне вслед: «Безносая идёт!» Мне нужен нос, доктор. Настоящий. Уши — потом. Говорят, вы честолюбивы.</w:t>
+      </w:r>
+    </w:p>
+    <w:p>
+      <w:pPr>
+        <w:rPr>
+          <w:lang w:val="ru-RU"/>
+        </w:rPr>
+      </w:pPr>
+      <w:r>
+        <w:rPr>
+          <w:lang w:val="ru-RU"/>
+        </w:rPr>
+        <w:t xml:space="preserve">Я честолюбив. Мне сорок лет, я лучший хирург Петербурга, а в учебниках — Диффенбах с его носами. Меня нет.</w:t>
+      </w:r>
+    </w:p>
+    <w:p>
+      <w:pPr>
+        <w:rPr>
+          <w:lang w:val="ru-RU"/>
+        </w:rPr>
+      </w:pPr>
+      <w:r>
+        <w:rPr>
+          <w:lang w:val="ru-RU"/>
+        </w:rPr>
+        <w:t xml:space="preserve">Я рассказал князю об итальянском способе Тальякоцци, описанном ещё в 1597 году. С руки, повыше локтя, выкраивают лоскут живой кожи, не отрезая до конца, а руку притягивают к лицу, пока лоскут не прирастёт. Недели три. Своя кожа у князя дублёная, солдатская; лучше бы чужая, молодая.</w:t>
       </w:r>
     </w:p>
     <w:p>
@@ -245,33 +219,33 @@
         <w:rPr>
           <w:lang w:val="ru-RU"/>
         </w:rPr>
-        <w:t xml:space="preserve"> Надежде Павловне восемнадцать. Сирота, дочь полковника, убитого под Карсом. Полюбила князя, как Дездемона, — за муки. Он её — за кожу. Кожа, отмечу, превосходная: тонкая, без единой веснушки, лишь повыше левого локтя родинка. О пересадке Наденька сказала просто: «Пусть в нём будет частица меня. Это почти как ребёнок».</w:t>
-      </w:r>
-    </w:p>
-    <w:p>
-      <w:pPr>
-        <w:rPr>
-          <w:lang w:val="ru-RU"/>
-        </w:rPr>
-      </w:pPr>
-      <w:r>
-        <w:rPr>
-          <w:lang w:val="ru-RU"/>
-        </w:rPr>
-        <w:t xml:space="preserve">Венчались на Красную горку, в первый же дозволенный день. Пока дьякон читал Апостол, князь улыбнулся дважды: на «питает и греет ю» и на «прилепится к жене своей».</w:t>
-      </w:r>
-    </w:p>
-    <w:p>
-      <w:pPr>
-        <w:rPr>
-          <w:lang w:val="ru-RU"/>
-        </w:rPr>
-      </w:pPr>
-      <w:r>
-        <w:rPr>
-          <w:lang w:val="ru-RU"/>
-        </w:rPr>
-        <w:t xml:space="preserve">Через неделю я выкроил лоскут с её левой руки — бережно, как перчаточник кроит лайку, — и пришил к его лицу.</w:t>
+        <w:t xml:space="preserve"> Надежде Павловне восемнадцать. Сирота, дочь полковника, убитого под Карсом. Полюбила князя за муки. Кожа, отмечу, превосходная: тонкая, без единой веснушки, лишь повыше левого локтя родинка. О пересадке Наденька сказала просто: «Пусть в нём будет частица меня. Это почти как ребёнок».</w:t>
+      </w:r>
+    </w:p>
+    <w:p>
+      <w:pPr>
+        <w:rPr>
+          <w:lang w:val="ru-RU"/>
+        </w:rPr>
+      </w:pPr>
+      <w:r>
+        <w:rPr>
+          <w:lang w:val="ru-RU"/>
+        </w:rPr>
+        <w:t xml:space="preserve">Венчались на Красную горку, в первый же дозволенный день. Пока дьякон читал Апостол, князь улыбнулся лишь однажды — на «свою плоть… питает и греет ю».</w:t>
+      </w:r>
+    </w:p>
+    <w:p>
+      <w:pPr>
+        <w:rPr>
+          <w:lang w:val="ru-RU"/>
+        </w:rPr>
+      </w:pPr>
+      <w:r>
+        <w:rPr>
+          <w:lang w:val="ru-RU"/>
+        </w:rPr>
+        <w:t xml:space="preserve">Через неделю я выкроил лоскут с её левой руки — бережно, как перчаточник лайку, — и пришил к его лицу.</w:t>
       </w:r>
     </w:p>
     <w:p>
@@ -316,19 +290,6 @@
       </w:pPr>
       <w:r>
         <w:rPr>
-          <w:lang w:val="ru-RU"/>
-        </w:rPr>
-        <w:t xml:space="preserve">Князь целует жене шрам. Наденька думает, что её.</w:t>
-      </w:r>
-    </w:p>
-    <w:p>
-      <w:pPr>
-        <w:rPr>
-          <w:lang w:val="ru-RU"/>
-        </w:rPr>
-      </w:pPr>
-      <w:r>
-        <w:rPr>
           <w:b/>
           <w:bCs/>
           <w:lang w:val="ru-RU"/>
@@ -339,20 +300,20 @@
         <w:rPr>
           <w:lang w:val="ru-RU"/>
         </w:rPr>
-        <w:t xml:space="preserve"> Князь бережёт жену, как ростовщик — заклад. Лошади, лестницы, театры, гости — всё под запретом. Окна забиты гвоздями: от сквозняков, говорит. По-моему, он читал «Дневник писателя». Я осматриваю княгиню раз в неделю. Она бледна и тает.</w:t>
-      </w:r>
-    </w:p>
-    <w:p>
-      <w:pPr>
-        <w:rPr>
-          <w:lang w:val="ru-RU"/>
-        </w:rPr>
-      </w:pPr>
-      <w:r>
-        <w:rPr>
-          <w:lang w:val="ru-RU"/>
-        </w:rPr>
-        <w:t xml:space="preserve">Сегодня, пока я слушал ей сердце, она прошептала:</w:t>
+        <w:t xml:space="preserve"> Князь бережёт жену, как ростовщик — заклад. Лошади, лестницы, театры, гости — всё под запретом. Окна забиты гвоздями: от сквозняков, говорит. Ножницы и шпильки — под замком. Я осматриваю княгиню раз в неделю. Она бледна и тает.</w:t>
+      </w:r>
+    </w:p>
+    <w:p>
+      <w:pPr>
+        <w:rPr>
+          <w:lang w:val="ru-RU"/>
+        </w:rPr>
+      </w:pPr>
+      <w:r>
+        <w:rPr>
+          <w:lang w:val="ru-RU"/>
+        </w:rPr>
+        <w:t xml:space="preserve">Сегодня, пока я выслушивал её сердце, она прошептала:</w:t>
       </w:r>
     </w:p>
     <w:p>
@@ -399,20 +360,20 @@
         <w:rPr>
           <w:lang w:val="ru-RU"/>
         </w:rPr>
-        <w:t xml:space="preserve"> Наденька умерла. Оспа: сгорела, по словам князя, в три дня. Меня к телу не допустили — зараза. Свидетельство подписал домашний врач, вечно пьяненький немец. Хоронили в закрытом гробу, в фамильном склепе в Ордынцеве, за двадцать вёрст от столицы. Гроб несли всего двое — такая она была худенькая.</w:t>
-      </w:r>
-    </w:p>
-    <w:p>
-      <w:pPr>
-        <w:rPr>
-          <w:lang w:val="ru-RU"/>
-        </w:rPr>
-      </w:pPr>
-      <w:r>
-        <w:rPr>
-          <w:lang w:val="ru-RU"/>
-        </w:rPr>
-        <w:t xml:space="preserve">Всё отпевание я не сводил глаз с княжеского носа. Тринадцать месяцев, как в побасенке. Нос был свеж и розов, родинка на месте.</w:t>
+        <w:t xml:space="preserve"> Наденька умерла. Оспа: сгорела, по словам князя, в три дня. Меня к телу не допустили — зараза. Хоронили в закрытом гробу, в фамильном склепе в Ордынцеве, за двадцать вёрст от столицы. Гроб несли всего двое — такая она была худенькая.</w:t>
+      </w:r>
+    </w:p>
+    <w:p>
+      <w:pPr>
+        <w:rPr>
+          <w:lang w:val="ru-RU"/>
+        </w:rPr>
+      </w:pPr>
+      <w:r>
+        <w:rPr>
+          <w:lang w:val="ru-RU"/>
+        </w:rPr>
+        <w:t xml:space="preserve">Всё отпевание я не сводил глаз с княжеского носа. Нос был свеж и розов, родинка на месте.</w:t>
       </w:r>
     </w:p>
     <w:p>
@@ -602,19 +563,6 @@
         <w:rPr>
           <w:lang w:val="ru-RU"/>
         </w:rPr>
-        <w:t xml:space="preserve">Я вспомнил закрытый гроб. Лёгкий гроб.</w:t>
-      </w:r>
-    </w:p>
-    <w:p>
-      <w:pPr>
-        <w:rPr>
-          <w:lang w:val="ru-RU"/>
-        </w:rPr>
-      </w:pPr>
-      <w:r>
-        <w:rPr>
-          <w:lang w:val="ru-RU"/>
-        </w:rPr>
         <w:t xml:space="preserve">Мне следовало кликнуть городового.</w:t>
       </w:r>
     </w:p>
@@ -641,7 +589,7 @@
         <w:rPr>
           <w:lang w:val="ru-RU"/>
         </w:rPr>
-        <w:t xml:space="preserve">Склеп описывать не стану. Пахло там не тленом — хлевом. В нише, которую князь приготовил для себя самого, лежал ворох белого тряпья. Ворох звякнул и заслонился от свечи рукой. На руке я узнал свою работу.</w:t>
+        <w:t xml:space="preserve">В склепе пахло не тленом — хлевом. В нише, которую князь приготовил для себя самого, лежал ворох белого тряпья. Ворох звякнул и заслонился от свечи рукой. На руке я узнал свою работу.</w:t>
       </w:r>
     </w:p>
     <w:p>

--- a/story.docx
+++ b/story.docx
@@ -107,20 +107,20 @@
         <w:rPr>
           <w:lang w:val="ru-RU"/>
         </w:rPr>
-        <w:t xml:space="preserve">Нос был серебряный, на чёрной ленте, изнутри запотевший. Под ним открылся провал, как у черепа на моём шкафу: две дыры в бугристом рубце. Дышал князь через них с присвистом, словно ветер в горлышке бутылки. Потом он откинул длинные, не по моде, волосы. На месте ушей натекли и застыли два восковых комка.</w:t>
-      </w:r>
-    </w:p>
-    <w:p>
-      <w:pPr>
-        <w:rPr>
-          <w:lang w:val="ru-RU"/>
-        </w:rPr>
-      </w:pPr>
-      <w:r>
-        <w:rPr>
-          <w:lang w:val="ru-RU"/>
-        </w:rPr>
-        <w:t xml:space="preserve">— Башибузуки, — пояснил он. — Под Плевной. Они режут пленным носы и уши вместо голов, для отчёта: легче нести. Мальчишки на Литейном кричат мне вслед: «Безносая идёт!» Мне нужен нос, доктор. Настоящий. Уши — потом. Говорят, вы честолюбивы.</w:t>
+        <w:t xml:space="preserve">Нос был серебряный, на чёрной ленте, изнутри запотевший. Под ним открылся провал, как у черепа на моём шкафу: две дыры в бугристом рубце. Дышал князь через них с присвистом. Потом он откинул длинные, не по моде, волосы. На месте ушей натекли и застыли два восковых комка.</w:t>
+      </w:r>
+    </w:p>
+    <w:p>
+      <w:pPr>
+        <w:rPr>
+          <w:lang w:val="ru-RU"/>
+        </w:rPr>
+      </w:pPr>
+      <w:r>
+        <w:rPr>
+          <w:lang w:val="ru-RU"/>
+        </w:rPr>
+        <w:t xml:space="preserve">— Башибузуки. Под Плевной. Они режут пленным носы и уши вместо голов, для отчёта: легче нести. Мальчишки на Литейном кричат мне вслед: «Безносая идёт!» Мне нужен нос, доктор. Настоящий. Уши — потом. Говорят, вы честолюбивы.</w:t>
       </w:r>
     </w:p>
     <w:p>
@@ -146,20 +146,20 @@
         <w:rPr>
           <w:lang w:val="ru-RU"/>
         </w:rPr>
-        <w:t xml:space="preserve">Я рассказал князю об итальянском способе Тальякоцци, описанном ещё в 1597 году. С руки, повыше локтя, выкраивают лоскут живой кожи, не отрезая до конца, а руку притягивают к лицу, пока лоскут не прирастёт. Недели три. Своя кожа у князя дублёная, солдатская; лучше бы чужая, молодая.</w:t>
-      </w:r>
-    </w:p>
-    <w:p>
-      <w:pPr>
-        <w:rPr>
-          <w:lang w:val="ru-RU"/>
-        </w:rPr>
-      </w:pPr>
-      <w:r>
-        <w:rPr>
-          <w:lang w:val="ru-RU"/>
-        </w:rPr>
-        <w:t xml:space="preserve">— А что станется с носом, если хозяин кожи умрёт? — спросил князь.</w:t>
+        <w:t xml:space="preserve">Я рассказал князю о старинном итальянском способе Тальякоцци. С руки, повыше локтя, выкраивают лоскут живой кожи, не отрезая до конца, а руку притягивают к лицу, пока лоскут не прирастёт. Недели три. Своя кожа у князя дублёная, солдатская; лучше бы чужая, молодая.</w:t>
+      </w:r>
+    </w:p>
+    <w:p>
+      <w:pPr>
+        <w:rPr>
+          <w:lang w:val="ru-RU"/>
+        </w:rPr>
+      </w:pPr>
+      <w:r>
+        <w:rPr>
+          <w:lang w:val="ru-RU"/>
+        </w:rPr>
+        <w:t xml:space="preserve">— А что станется с носом, если хозяин кожи умрёт?</w:t>
       </w:r>
     </w:p>
     <w:p>
@@ -219,7 +219,7 @@
         <w:rPr>
           <w:lang w:val="ru-RU"/>
         </w:rPr>
-        <w:t xml:space="preserve"> Надежде Павловне восемнадцать. Сирота, дочь полковника, убитого под Карсом. Полюбила князя за муки. Кожа, отмечу, превосходная: тонкая, без единой веснушки, лишь повыше левого локтя родинка. О пересадке Наденька сказала просто: «Пусть в нём будет частица меня. Это почти как ребёнок».</w:t>
+        <w:t xml:space="preserve"> Надежде Павловне восемнадцать. Сирота, дочь полковника, убитого под Карсом. Полюбила князя за муки. Кожа, отмечу, превосходная: тонкая, без единой веснушки; повыше левого локтя — родинка. О пересадке Наденька сказала просто: «Пусть в нём будет частица меня. Это почти как ребёнок».</w:t>
       </w:r>
     </w:p>
     <w:p>
@@ -300,7 +300,7 @@
         <w:rPr>
           <w:lang w:val="ru-RU"/>
         </w:rPr>
-        <w:t xml:space="preserve"> Князь бережёт жену, как ростовщик — заклад. Лошади, лестницы, театры, гости — всё под запретом. Окна забиты гвоздями: от сквозняков, говорит. Ножницы и шпильки — под замком. Я осматриваю княгиню раз в неделю. Она бледна и тает.</w:t>
+        <w:t xml:space="preserve"> Князь бережёт жену, как ростовщик — заклад. Лошади, лестницы, театры, гости — всё под запретом. Окна забиты гвоздями: от сквозняков, говорит. Ножницы и шпильки — под замком. Я осматриваю княгиню раз в неделю. Кольцо стало ей велико.</w:t>
       </w:r>
     </w:p>
     <w:p>
@@ -589,20 +589,20 @@
         <w:rPr>
           <w:lang w:val="ru-RU"/>
         </w:rPr>
-        <w:t xml:space="preserve">В склепе пахло не тленом — хлевом. В нише, которую князь приготовил для себя самого, лежал ворох белого тряпья. Ворох звякнул и заслонился от свечи рукой. На руке я узнал свою работу.</w:t>
-      </w:r>
-    </w:p>
-    <w:p>
-      <w:pPr>
-        <w:rPr>
-          <w:lang w:val="ru-RU"/>
-        </w:rPr>
-      </w:pPr>
-      <w:r>
-        <w:rPr>
-          <w:lang w:val="ru-RU"/>
-        </w:rPr>
-        <w:t xml:space="preserve">Она тоже меня узнала. Улыбнулась и шепнула:</w:t>
+        <w:t xml:space="preserve">В склепе пахло не тленом — хлевом. На крышке её гроба стояла миска. В нише, которую князь приготовил для себя самого, лежал ворох белого тряпья. Ворох звякнул и заслонился от свечи рукой. На руке я узнал свою работу.</w:t>
+      </w:r>
+    </w:p>
+    <w:p>
+      <w:pPr>
+        <w:rPr>
+          <w:lang w:val="ru-RU"/>
+        </w:rPr>
+      </w:pPr>
+      <w:r>
+        <w:rPr>
+          <w:lang w:val="ru-RU"/>
+        </w:rPr>
+        <w:t xml:space="preserve">Она тоже меня узнала. Улыбнулась щербатым ртом и шепнула:</w:t>
       </w:r>
     </w:p>
     <w:p>

--- a/story.docx
+++ b/story.docx
@@ -146,7 +146,7 @@
         <w:rPr>
           <w:lang w:val="ru-RU"/>
         </w:rPr>
-        <w:t xml:space="preserve">Я рассказал князю о старинном итальянском способе Тальякоцци. С руки, повыше локтя, выкраивают лоскут живой кожи, не отрезая до конца, а руку притягивают к лицу, пока лоскут не прирастёт. Недели три. Своя кожа у князя дублёная, солдатская; лучше бы чужая, молодая.</w:t>
+        <w:t xml:space="preserve">Я рассказал князю об итальянском способе Тальякоцци, описанном ещё в 1597 году. С руки, повыше локтя, выкраивают лоскут живой кожи, не отрезая до конца, а руку притягивают к лицу, пока лоскут не прирастёт. Недели три. Своя кожа у князя дублёная, солдатская; лучше бы чужая, молодая.</w:t>
       </w:r>
     </w:p>
     <w:p>
@@ -172,7 +172,7 @@
         <w:rPr>
           <w:lang w:val="ru-RU"/>
         </w:rPr>
-        <w:t xml:space="preserve">Я рассмеялся. Есть, говорю, такая побасенка у ван Гельмонта. Тальякоцци выкроил одному брюссельцу нос из руки носильщика. Через тринадцать месяцев, уже дома, нос вдруг похолодел — в тот самый час, когда в Болонье преставился носильщик, — а через несколько дней загнил и отвалился. Симпатия, видите ли: нос умирает вместе со своим, так сказать, родителем. Суеверие, ваше сиятельство.</w:t>
+        <w:t xml:space="preserve">Я рассмеялся. Есть, говорю, такая побасенка у ван Гельмонта. Тальякоцци выкроил одному брюссельцу нос из руки носильщика. Через тринадцать месяцев, уже дома, нос вдруг похолодел — в тот самый час, когда в Болонье преставился носильщик, — а спустя несколько дней загнил и отвалился. Симпатия, видите ли: нос умирает вместе со своим, так сказать, родителем. Суеверие, ваше сиятельство.</w:t>
       </w:r>
     </w:p>
     <w:p>
@@ -198,7 +198,7 @@
         <w:rPr>
           <w:lang w:val="ru-RU"/>
         </w:rPr>
-        <w:t xml:space="preserve">— Стало быть, родитель должен быть молод, здоров и всегда при мне, — сказал он. — Я женюсь.</w:t>
+        <w:t xml:space="preserve">— Стало быть, родитель нужен молодой, здоровый и всегда при мне, — сказал он. — Я женюсь.</w:t>
       </w:r>
     </w:p>
     <w:p>
@@ -602,7 +602,7 @@
         <w:rPr>
           <w:lang w:val="ru-RU"/>
         </w:rPr>
-        <w:t xml:space="preserve">Она тоже меня узнала. Улыбнулась щербатым ртом и шепнула:</w:t>
+        <w:t xml:space="preserve">Она тоже узнала меня — по карболке. Улыбнулась щербатым ртом и шепнула:</w:t>
       </w:r>
     </w:p>
     <w:p>

--- a/story.docx
+++ b/story.docx
@@ -146,7 +146,7 @@
         <w:rPr>
           <w:lang w:val="ru-RU"/>
         </w:rPr>
-        <w:t xml:space="preserve">Я рассказал князю об итальянском способе Тальякоцци, описанном ещё в 1597 году. С руки, повыше локтя, выкраивают лоскут живой кожи, не отрезая до конца, а руку притягивают к лицу, пока лоскут не прирастёт. Недели три. Своя кожа у князя дублёная, солдатская; лучше бы чужая, молодая.</w:t>
+        <w:t xml:space="preserve">Я рассказал князю о старинном итальянском способе Тальякоцци. С руки, повыше локтя, выкраивают лоскут живой кожи, не отрезая до конца, а руку притягивают к лицу, пока лоскут не прирастёт. Недели три. Своя кожа у князя дублёная, солдатская; лучше бы чужая, молодая.</w:t>
       </w:r>
     </w:p>
     <w:p>

--- a/story.docx
+++ b/story.docx
@@ -589,7 +589,7 @@
         <w:rPr>
           <w:lang w:val="ru-RU"/>
         </w:rPr>
-        <w:t xml:space="preserve">В склепе пахло не тленом — хлевом. На крышке её гроба стояла миска. В нише, которую князь приготовил для себя самого, лежал ворох белого тряпья. Ворох звякнул и заслонился от свечи рукой. На руке я узнал свою работу.</w:t>
+        <w:t xml:space="preserve">В склепе пахло не тленом — хлевом. На крышке её пустого гроба стояла миска. В нише, которую князь приготовил для себя самого, лежал ворох белого тряпья. Ворох звякнул и заслонился от свечи рукой. На руке я узнал свою работу.</w:t>
       </w:r>
     </w:p>
     <w:p>

--- a/story.docx
+++ b/story.docx
@@ -219,7 +219,7 @@
         <w:rPr>
           <w:lang w:val="ru-RU"/>
         </w:rPr>
-        <w:t xml:space="preserve"> Надежде Павловне восемнадцать. Сирота, дочь полковника, убитого под Карсом. Полюбила князя за муки. Кожа, отмечу, превосходная: тонкая, без единой веснушки; повыше левого локтя — родинка. О пересадке Наденька сказала просто: «Пусть в нём будет частица меня. Это почти как ребёнок».</w:t>
+        <w:t xml:space="preserve"> Надежде Павловне восемнадцать. Сирота, дочь полковника, убитого под Карсом. Полюбила князя за муки. Кожа, отмечу, превосходная: тонкая, белая, без единой веснушки. О пересадке Наденька сказала просто: «Пусть в нём будет частица меня. Это почти как ребёнок».</w:t>
       </w:r>
     </w:p>
     <w:p>
@@ -279,7 +279,7 @@
         <w:rPr>
           <w:lang w:val="ru-RU"/>
         </w:rPr>
-        <w:t xml:space="preserve">Лоскут прижился per primam. Я отсёк питающую ножку и вылепил нос — тонкий, белый, слишком нежный для этого лица. Родинка пришлась на самый кончик.</w:t>
+        <w:t xml:space="preserve">Лоскут прижился per primam. Я отсёк питающую ножку и вылепил нос — тонкий, белый, слишком нежный для этого лица.</w:t>
       </w:r>
     </w:p>
     <w:p>
@@ -373,7 +373,7 @@
         <w:rPr>
           <w:lang w:val="ru-RU"/>
         </w:rPr>
-        <w:t xml:space="preserve">Всё отпевание я не сводил глаз с княжеского носа. Нос был свеж и розов, родинка на месте.</w:t>
+        <w:t xml:space="preserve">Всё отпевание я не сводил глаз с княжеского носа. Нос был свеж и розов.</w:t>
       </w:r>
     </w:p>
     <w:p>
@@ -485,7 +485,7 @@
         <w:rPr>
           <w:lang w:val="ru-RU"/>
         </w:rPr>
-        <w:t xml:space="preserve">Кончик носа посинел, и Наденькина родинка чернела на нём, будто муха. Я тронул: лёд.</w:t>
+        <w:t xml:space="preserve">Кончик носа посинел. Я тронул: лёд.</w:t>
       </w:r>
     </w:p>
     <w:p>

--- a/story.docx
+++ b/story.docx
@@ -107,33 +107,33 @@
         <w:rPr>
           <w:lang w:val="ru-RU"/>
         </w:rPr>
-        <w:t xml:space="preserve">Нос был серебряный, на чёрной ленте, изнутри запотевший. Под ним открылся провал, как у черепа на моём шкафу: две дыры в бугристом рубце. Дышал князь через них с присвистом. Потом он откинул длинные, не по моде, волосы. На месте ушей натекли и застыли два восковых комка.</w:t>
-      </w:r>
-    </w:p>
-    <w:p>
-      <w:pPr>
-        <w:rPr>
-          <w:lang w:val="ru-RU"/>
-        </w:rPr>
-      </w:pPr>
-      <w:r>
-        <w:rPr>
-          <w:lang w:val="ru-RU"/>
-        </w:rPr>
-        <w:t xml:space="preserve">— Башибузуки. Под Плевной. Они режут пленным носы и уши вместо голов, для отчёта: легче нести. Мальчишки на Литейном кричат мне вслед: «Безносая идёт!» Мне нужен нос, доктор. Настоящий. Уши — потом. Говорят, вы честолюбивы.</w:t>
-      </w:r>
-    </w:p>
-    <w:p>
-      <w:pPr>
-        <w:rPr>
-          <w:lang w:val="ru-RU"/>
-        </w:rPr>
-      </w:pPr>
-      <w:r>
-        <w:rPr>
-          <w:lang w:val="ru-RU"/>
-        </w:rPr>
-        <w:t xml:space="preserve">Я честолюбив. Мне сорок лет, я лучший хирург Петербурга, а в учебниках — Диффенбах с его носами. Меня нет.</w:t>
+        <w:t xml:space="preserve">Нос был серебряный, на чёрной ленте. Под ним не было ничего. Я хирург, но отвёл глаза, и князь, кажется, остался этим доволен.</w:t>
+      </w:r>
+    </w:p>
+    <w:p>
+      <w:pPr>
+        <w:rPr>
+          <w:lang w:val="ru-RU"/>
+        </w:rPr>
+      </w:pPr>
+      <w:r>
+        <w:rPr>
+          <w:lang w:val="ru-RU"/>
+        </w:rPr>
+        <w:t xml:space="preserve">— Башибузуки. Под Плевной. Раненым они режут носы вместо голов: для отчёта, легче нести. Мальчишки на Литейном кричат мне вслед: «Безносая идёт!» Мне нужен нос, доктор. Настоящий. Говорят, вы честолюбивы.</w:t>
+      </w:r>
+    </w:p>
+    <w:p>
+      <w:pPr>
+        <w:rPr>
+          <w:lang w:val="ru-RU"/>
+        </w:rPr>
+      </w:pPr>
+      <w:r>
+        <w:rPr>
+          <w:lang w:val="ru-RU"/>
+        </w:rPr>
+        <w:t xml:space="preserve">Я честолюбив. Мне сорок лет, я лучший хирург Петербурга, а в учебниках — Диффенбах с его носами. Меня там нет.</w:t>
       </w:r>
     </w:p>
     <w:p>
@@ -172,7 +172,7 @@
         <w:rPr>
           <w:lang w:val="ru-RU"/>
         </w:rPr>
-        <w:t xml:space="preserve">Я рассмеялся. Есть, говорю, такая побасенка у ван Гельмонта. Тальякоцци выкроил одному брюссельцу нос из руки носильщика. Через тринадцать месяцев, уже дома, нос вдруг похолодел — в тот самый час, когда в Болонье преставился носильщик, — а спустя несколько дней загнил и отвалился. Симпатия, видите ли: нос умирает вместе со своим, так сказать, родителем. Суеверие, ваше сиятельство.</w:t>
+        <w:t xml:space="preserve">Я рассмеялся. Есть, говорю, такая побасенка у ван Гельмонта. Тальякоцци выкроил одному брюссельцу нос из руки носильщика. Через тринадцать месяцев, уже дома, нос вдруг похолодел — в тот самый час, когда в Болонье преставился носильщик, — а спустя несколько дней омертвел и отпал. Симпатия, видите ли: нос умирает вместе со своим, так сказать, родителем. Суеверие, ваше сиятельство.</w:t>
       </w:r>
     </w:p>
     <w:p>
@@ -266,20 +266,20 @@
         <w:rPr>
           <w:lang w:val="ru-RU"/>
         </w:rPr>
-        <w:t xml:space="preserve"> Медовый месяц они провели в одной гипсовой повязке: её рука вскинута над его головой, его лицо вжато ей в плечо. Ели с одной ложки, спали не размыкаясь. Под повязкой оба прели и скоро стали пахнуть одинаково. Она пела ему колыбельные. Ночью он во сне чмокал губами у самой раны, как младенец у груди.</w:t>
-      </w:r>
-    </w:p>
-    <w:p>
-      <w:pPr>
-        <w:rPr>
-          <w:lang w:val="ru-RU"/>
-        </w:rPr>
-      </w:pPr>
-      <w:r>
-        <w:rPr>
-          <w:lang w:val="ru-RU"/>
-        </w:rPr>
-        <w:t xml:space="preserve">Лоскут прижился per primam. Я отсёк питающую ножку и вылепил нос — тонкий, белый, слишком нежный для этого лица.</w:t>
+        <w:t xml:space="preserve"> Медовый месяц они провели в одной гипсовой повязке: её рука вскинута над его головой, его лицо вжато ей в плечо. Так и спали. Она пела ему колыбельные. Стоило ей ночью шевельнуться, как князь, не просыпаясь, спрашивал в темноте: «Ты куда?» Однажды вечером он уснул, а она всё глядела в потолок и шевелила губами. «Считаю дни, доктор, — шепнула она. — Мне так легче».</w:t>
+      </w:r>
+    </w:p>
+    <w:p>
+      <w:pPr>
+        <w:rPr>
+          <w:lang w:val="ru-RU"/>
+        </w:rPr>
+      </w:pPr>
+      <w:r>
+        <w:rPr>
+          <w:lang w:val="ru-RU"/>
+        </w:rPr>
+        <w:t xml:space="preserve">Лоскут прижился per primam. Я отсёк питающую ножку и вылепил нос — тонкий, белый, слишком нежный для этого лица. Когда я затягивал последний шов, в соседней комнате вскрикнула княгиня. Её никто не трогал: она спала. Нервы.</w:t>
       </w:r>
     </w:p>
     <w:p>
@@ -300,7 +300,7 @@
         <w:rPr>
           <w:lang w:val="ru-RU"/>
         </w:rPr>
-        <w:t xml:space="preserve"> Князь бережёт жену, как ростовщик — заклад. Лошади, лестницы, театры, гости — всё под запретом. Окна забиты гвоздями: от сквозняков, говорит. Ножницы и шпильки — под замком. Я осматриваю княгиню раз в неделю. Кольцо стало ей велико.</w:t>
+        <w:t xml:space="preserve"> Князь бережёт жену, как ростовщик — заклад. Лошади, лестницы, театры, гости — всё под запретом. Окна забиты гвоздями: от сквозняков, говорит. Ножницы и шпильки — под замком. Кольцо стало ей велико.</w:t>
       </w:r>
     </w:p>
     <w:p>
@@ -420,46 +420,67 @@
         <w:rPr>
           <w:lang w:val="ru-RU"/>
         </w:rPr>
-        <w:t xml:space="preserve">Князь живёт в Ордынцеве затворником. Мужики сказывают, что каждую ночь он ходит в склеп со свечой и узелком — носит покойнице гостинцы. Бабы плачут: вот она, любовь.</w:t>
-      </w:r>
-    </w:p>
-    <w:p>
-      <w:pPr>
-        <w:rPr>
-          <w:lang w:val="ru-RU"/>
-        </w:rPr>
-      </w:pPr>
-      <w:r>
-        <w:rPr>
-          <w:lang w:val="ru-RU"/>
-        </w:rPr>
-        <w:t xml:space="preserve">В последний мой визит нос его сиятельства был лет на тридцать моложе хозяина. Я спросил, не тоскует ли он по жене.</w:t>
-      </w:r>
-    </w:p>
-    <w:p>
-      <w:pPr>
-        <w:rPr>
-          <w:lang w:val="ru-RU"/>
-        </w:rPr>
-      </w:pPr>
-      <w:r>
-        <w:rPr>
-          <w:lang w:val="ru-RU"/>
-        </w:rPr>
-        <w:t xml:space="preserve">— Отчего же? — удивился князь. — Она всегда при мне.</w:t>
-      </w:r>
-    </w:p>
-    <w:p>
-      <w:pPr>
-        <w:rPr>
-          <w:lang w:val="ru-RU"/>
-        </w:rPr>
-      </w:pPr>
-      <w:r>
-        <w:rPr>
-          <w:lang w:val="ru-RU"/>
-        </w:rPr>
-        <w:t xml:space="preserve">Нынче, в третьем часу белой ночи, меня подняли с постели. В прихожей стоял князь — без цилиндра, с погасшим огарком в кулаке.</w:t>
+        <w:t xml:space="preserve">Князь живёт в Ордынцеве затворником и каждую ночь со свечой ходит в склеп. Мужики сказывают, что княгиня не упокоилась: как ей лежать смирно, когда частица её гуляет по свету на чужом лице? Бабы будто бы слышали из склепа женский голос. Бабам, когда страшно, всякий голос — женский.</w:t>
+      </w:r>
+    </w:p>
+    <w:p>
+      <w:pPr>
+        <w:rPr>
+          <w:lang w:val="ru-RU"/>
+        </w:rPr>
+      </w:pPr>
+      <w:r>
+        <w:rPr>
+          <w:lang w:val="ru-RU"/>
+        </w:rPr>
+        <w:t xml:space="preserve">В последний мой визит нос его сиятельства был лет на тридцать моложе хозяина. Я спросил князя, не тоскует ли он по жене.</w:t>
+      </w:r>
+    </w:p>
+    <w:p>
+      <w:pPr>
+        <w:rPr>
+          <w:lang w:val="ru-RU"/>
+        </w:rPr>
+      </w:pPr>
+      <w:r>
+        <w:rPr>
+          <w:lang w:val="ru-RU"/>
+        </w:rPr>
+        <w:t xml:space="preserve">— Отчего же? — удивился он. — Она всегда при мне.</w:t>
+      </w:r>
+    </w:p>
+    <w:p>
+      <w:pPr>
+        <w:rPr>
+          <w:lang w:val="ru-RU"/>
+        </w:rPr>
+      </w:pPr>
+      <w:r>
+        <w:rPr>
+          <w:b/>
+          <w:bCs/>
+          <w:lang w:val="ru-RU"/>
+        </w:rPr>
+        <w:t xml:space="preserve">Числа не знаю.</w:t>
+      </w:r>
+      <w:r>
+        <w:rPr>
+          <w:lang w:val="ru-RU"/>
+        </w:rPr>
+        <w:t xml:space="preserve"> Пишу на ощупь, карандашом, держа палец на строке. Здесь так темно, что открыть глаза или закрыть — всё одно.</w:t>
+      </w:r>
+    </w:p>
+    <w:p>
+      <w:pPr>
+        <w:rPr>
+          <w:lang w:val="ru-RU"/>
+        </w:rPr>
+      </w:pPr>
+      <w:r>
+        <w:rPr>
+          <w:lang w:val="ru-RU"/>
+        </w:rPr>
+        <w:t xml:space="preserve">Около полуночи меня подняли с постели. В прихожей стоял князь, без цилиндра.</w:t>
       </w:r>
     </w:p>
     <w:p>
@@ -485,7 +506,7 @@
         <w:rPr>
           <w:lang w:val="ru-RU"/>
         </w:rPr>
-        <w:t xml:space="preserve">Кончик носа посинел. Я тронул: лёд.</w:t>
+        <w:t xml:space="preserve">Я тронул кончик носа: лёд. Щека рядом — тёплая.</w:t>
       </w:r>
     </w:p>
     <w:p>
@@ -511,20 +532,20 @@
         <w:rPr>
           <w:lang w:val="ru-RU"/>
         </w:rPr>
-        <w:t xml:space="preserve">— Она третий день не берёт хлеба, — перебил князь. — Воду выливает. Отвернулась к стене и молчит.</w:t>
-      </w:r>
-    </w:p>
-    <w:p>
-      <w:pPr>
-        <w:rPr>
-          <w:lang w:val="ru-RU"/>
-        </w:rPr>
-      </w:pPr>
-      <w:r>
-        <w:rPr>
-          <w:lang w:val="ru-RU"/>
-        </w:rPr>
-        <w:t xml:space="preserve">— Кто — она?</w:t>
+        <w:t xml:space="preserve">— Я был у неё, — перебил князь. — Она совсем холодная.</w:t>
+      </w:r>
+    </w:p>
+    <w:p>
+      <w:pPr>
+        <w:rPr>
+          <w:lang w:val="ru-RU"/>
+        </w:rPr>
+      </w:pPr>
+      <w:r>
+        <w:rPr>
+          <w:lang w:val="ru-RU"/>
+        </w:rPr>
+        <w:t xml:space="preserve">— Ваше сиятельство, она третий год в гробу. Ей так и положено.</w:t>
       </w:r>
     </w:p>
     <w:p>
@@ -550,163 +571,241 @@
         <w:rPr>
           <w:lang w:val="ru-RU"/>
         </w:rPr>
-        <w:t xml:space="preserve">— Надежда Павловна, кто же ещё. Она там совсем побелела, доктор, как картофельный росток в погребе. И волосы белые. Но ведь жить можно? Можно же?</w:t>
-      </w:r>
-    </w:p>
-    <w:p>
-      <w:pPr>
-        <w:rPr>
-          <w:lang w:val="ru-RU"/>
-        </w:rPr>
-      </w:pPr>
-      <w:r>
-        <w:rPr>
-          <w:lang w:val="ru-RU"/>
-        </w:rPr>
-        <w:t xml:space="preserve">Мне следовало кликнуть городового.</w:t>
-      </w:r>
-    </w:p>
-    <w:p>
-      <w:pPr>
-        <w:rPr>
-          <w:lang w:val="ru-RU"/>
-        </w:rPr>
-      </w:pPr>
-      <w:r>
-        <w:rPr>
-          <w:lang w:val="ru-RU"/>
-        </w:rPr>
-        <w:t xml:space="preserve">Я спросил, сколько она теперь весит, и открыл шкаф, где лежит желудочный зонд.</w:t>
-      </w:r>
-    </w:p>
-    <w:p>
-      <w:pPr>
-        <w:rPr>
-          <w:lang w:val="ru-RU"/>
-        </w:rPr>
-      </w:pPr>
-      <w:r>
-        <w:rPr>
-          <w:lang w:val="ru-RU"/>
-        </w:rPr>
-        <w:t xml:space="preserve">В склепе пахло не тленом — хлевом. На крышке её пустого гроба стояла миска. В нише, которую князь приготовил для себя самого, лежал ворох белого тряпья. Ворох звякнул и заслонился от свечи рукой. На руке я узнал свою работу.</w:t>
-      </w:r>
-    </w:p>
-    <w:p>
-      <w:pPr>
-        <w:rPr>
-          <w:lang w:val="ru-RU"/>
-        </w:rPr>
-      </w:pPr>
-      <w:r>
-        <w:rPr>
-          <w:lang w:val="ru-RU"/>
-        </w:rPr>
-        <w:t xml:space="preserve">Она тоже узнала меня — по карболке. Улыбнулась щербатым ртом и шепнула:</w:t>
-      </w:r>
-    </w:p>
-    <w:p>
-      <w:pPr>
-        <w:rPr>
-          <w:lang w:val="ru-RU"/>
-        </w:rPr>
-      </w:pPr>
-      <w:r>
-        <w:rPr>
-          <w:lang w:val="ru-RU"/>
-        </w:rPr>
-        <w:t xml:space="preserve">— Вы за мной?</w:t>
-      </w:r>
-    </w:p>
-    <w:p>
-      <w:pPr>
-        <w:rPr>
-          <w:lang w:val="ru-RU"/>
-        </w:rPr>
-      </w:pPr>
-      <w:r>
-        <w:rPr>
-          <w:lang w:val="ru-RU"/>
-        </w:rPr>
-        <w:t xml:space="preserve">Я не ответил: считал. Белёная стена у её изголовья была исцарапана ногтем — по чёрточке на каждую его свечу. Семьсот пятьдесят восемь. Последние три ночи не отмечены.</w:t>
-      </w:r>
-    </w:p>
-    <w:p>
-      <w:pPr>
-        <w:rPr>
-          <w:lang w:val="ru-RU"/>
-        </w:rPr>
-      </w:pPr>
-      <w:r>
-        <w:rPr>
-          <w:lang w:val="ru-RU"/>
-        </w:rPr>
-        <w:t xml:space="preserve">Улыбаться она перестала, когда я открыл саквояж.</w:t>
-      </w:r>
-    </w:p>
-    <w:p>
-      <w:pPr>
-        <w:rPr>
-          <w:lang w:val="ru-RU"/>
-        </w:rPr>
-      </w:pPr>
-      <w:r>
-        <w:rPr>
-          <w:lang w:val="ru-RU"/>
-        </w:rPr>
-        <w:t xml:space="preserve">Накормить человека, который не хочет жить, совсем нетрудно, если держат двое.</w:t>
-      </w:r>
-    </w:p>
-    <w:p>
-      <w:pPr>
-        <w:rPr>
-          <w:lang w:val="ru-RU"/>
-        </w:rPr>
-      </w:pPr>
-      <w:r>
-        <w:rPr>
-          <w:lang w:val="ru-RU"/>
-        </w:rPr>
-        <w:t xml:space="preserve">Князь гладил её по белым волосам и напевал колыбельную.</w:t>
-      </w:r>
-    </w:p>
-    <w:p>
-      <w:pPr>
-        <w:rPr>
-          <w:lang w:val="ru-RU"/>
-        </w:rPr>
-      </w:pPr>
-      <w:r>
-        <w:rPr>
-          <w:lang w:val="ru-RU"/>
-        </w:rPr>
-        <w:t xml:space="preserve">К утру нос его сиятельства потеплел.</w:t>
-      </w:r>
-    </w:p>
-    <w:p>
-      <w:pPr>
-        <w:rPr>
-          <w:lang w:val="ru-RU"/>
-        </w:rPr>
-      </w:pPr>
-      <w:r>
-        <w:rPr>
-          <w:lang w:val="ru-RU"/>
-        </w:rPr>
-        <w:t xml:space="preserve">Я завёл журнал в две графы: слева — её вес, справа — температура его носа.</w:t>
-      </w:r>
-    </w:p>
-    <w:p>
-      <w:pPr>
-        <w:rPr>
-          <w:lang w:val="ru-RU"/>
-        </w:rPr>
-      </w:pPr>
-      <w:r>
-        <w:rPr>
-          <w:lang w:val="ru-RU"/>
-        </w:rPr>
-        <w:t xml:space="preserve">Уши мы назначили на четверг.</w:t>
+        <w:t xml:space="preserve">— Едемте. Возьмите всё, чем отогревают.</w:t>
+      </w:r>
+    </w:p>
+    <w:p>
+      <w:pPr>
+        <w:rPr>
+          <w:lang w:val="ru-RU"/>
+        </w:rPr>
+      </w:pPr>
+      <w:r>
+        <w:rPr>
+          <w:lang w:val="ru-RU"/>
+        </w:rPr>
+        <w:t xml:space="preserve">Мне следовало прописать ему бром. Но нос, который умирает через два года после хозяйки, — такого не было и у ван Гельмонта. Я взял саквояж.</w:t>
+      </w:r>
+    </w:p>
+    <w:p>
+      <w:pPr>
+        <w:rPr>
+          <w:lang w:val="ru-RU"/>
+        </w:rPr>
+      </w:pPr>
+      <w:r>
+        <w:rPr>
+          <w:lang w:val="ru-RU"/>
+        </w:rPr>
+        <w:t xml:space="preserve">Двадцать вёрст. Белая ночь выбелила всё: берёзы, туман, лицо князя. Он правил сам и то и дело трогал нос, как мать трогает лоб больного ребёнка. Раз только сказал, ни к кому не обращаясь: «Потерпи, Наденька».</w:t>
+      </w:r>
+    </w:p>
+    <w:p>
+      <w:pPr>
+        <w:rPr>
+          <w:lang w:val="ru-RU"/>
+        </w:rPr>
+      </w:pPr>
+      <w:r>
+        <w:rPr>
+          <w:lang w:val="ru-RU"/>
+        </w:rPr>
+        <w:t xml:space="preserve">Склеп — часовенка в конце липовой аллеи. На двери висел амбарный замок, новый: склепы так не запирают. Князь отомкнул его, повесил открытым на пробой и потащил меня за рукав. Ключ остался в замке.</w:t>
+      </w:r>
+    </w:p>
+    <w:p>
+      <w:pPr>
+        <w:rPr>
+          <w:lang w:val="ru-RU"/>
+        </w:rPr>
+      </w:pPr>
+      <w:r>
+        <w:rPr>
+          <w:lang w:val="ru-RU"/>
+        </w:rPr>
+        <w:t xml:space="preserve">В часовне было сумрачно: окна и здесь забиты. В углу за дверью белело что-то в рост человека. Мраморный ангел, решил я: у богатых такие ставят. Князь не обернулся. Он засветил огарок и повёл меня вниз.</w:t>
+      </w:r>
+    </w:p>
+    <w:p>
+      <w:pPr>
+        <w:rPr>
+          <w:lang w:val="ru-RU"/>
+        </w:rPr>
+      </w:pPr>
+      <w:r>
+        <w:rPr>
+          <w:lang w:val="ru-RU"/>
+        </w:rPr>
+        <w:t xml:space="preserve">Снизу тянуло известью и сырым камнем. Ни звука. Я поймал себя на том, что ступаю на цыпочках. Свеча вырывала из темноты по аршину: ступень, ещё ступень, белёная стена. Стена была исцарапана — мелко, ровно, по пять, как считают дни арестанты. Чёрточки уходили во тьму.</w:t>
+      </w:r>
+    </w:p>
+    <w:p>
+      <w:pPr>
+        <w:rPr>
+          <w:lang w:val="ru-RU"/>
+        </w:rPr>
+      </w:pPr>
+      <w:r>
+        <w:rPr>
+          <w:lang w:val="ru-RU"/>
+        </w:rPr>
+        <w:t xml:space="preserve">На гробу, как на столе, — пустая кружка и хлебная корка. В нише, которую князь готовил для себя, лежал ворох белого тряпья.</w:t>
+      </w:r>
+    </w:p>
+    <w:p>
+      <w:pPr>
+        <w:rPr>
+          <w:lang w:val="ru-RU"/>
+        </w:rPr>
+      </w:pPr>
+      <w:r>
+        <w:rPr>
+          <w:lang w:val="ru-RU"/>
+        </w:rPr>
+        <w:t xml:space="preserve">— Наденька, — позвал князь. — Я доктора привёз.</w:t>
+      </w:r>
+    </w:p>
+    <w:p>
+      <w:pPr>
+        <w:rPr>
+          <w:lang w:val="ru-RU"/>
+        </w:rPr>
+      </w:pPr>
+      <w:r>
+        <w:rPr>
+          <w:lang w:val="ru-RU"/>
+        </w:rPr>
+        <w:t xml:space="preserve">Ворох не шелохнулся. Я взял у него свечу и откинул тряпьё. Под ним был камень.</w:t>
+      </w:r>
+    </w:p>
+    <w:p>
+      <w:pPr>
+        <w:rPr>
+          <w:lang w:val="ru-RU"/>
+        </w:rPr>
+      </w:pPr>
+      <w:r>
+        <w:rPr>
+          <w:lang w:val="ru-RU"/>
+        </w:rPr>
+        <w:t xml:space="preserve">Наверху тихо скрипнула дверь. Пламя легло набок и погасло. Лязгнула дужка, и ключ в замке повернулся — два раза, не торопясь. Белая ночь кончилась.</w:t>
+      </w:r>
+    </w:p>
+    <w:p>
+      <w:pPr>
+        <w:rPr>
+          <w:lang w:val="ru-RU"/>
+        </w:rPr>
+      </w:pPr>
+      <w:r>
+        <w:rPr>
+          <w:lang w:val="ru-RU"/>
+        </w:rPr>
+        <w:t xml:space="preserve">Князь кинулся наверх, я слышал, как он бьётся в дверь плечом. Потом снаружи отъехала коляска, и стало тихо. Я нашёл его на ощупь: он сидел на ступенях и трогал своё лицо.</w:t>
+      </w:r>
+    </w:p>
+    <w:p>
+      <w:pPr>
+        <w:rPr>
+          <w:lang w:val="ru-RU"/>
+        </w:rPr>
+      </w:pPr>
+      <w:r>
+        <w:rPr>
+          <w:lang w:val="ru-RU"/>
+        </w:rPr>
+        <w:t xml:space="preserve">— Тёплый, — сказал он. — Слава Богу. Жива.</w:t>
+      </w:r>
+    </w:p>
+    <w:p>
+      <w:pPr>
+        <w:rPr>
+          <w:lang w:val="ru-RU"/>
+        </w:rPr>
+      </w:pPr>
+      <w:r>
+        <w:rPr>
+          <w:lang w:val="ru-RU"/>
+        </w:rPr>
+        <w:t xml:space="preserve">Тогда я вспомнил про часовню и спросил, давно ли у них там мраморный ангел.</w:t>
+      </w:r>
+    </w:p>
+    <w:p>
+      <w:pPr>
+        <w:rPr>
+          <w:lang w:val="ru-RU"/>
+        </w:rPr>
+      </w:pPr>
+      <w:r>
+        <w:rPr>
+          <w:lang w:val="ru-RU"/>
+        </w:rPr>
+        <w:t xml:space="preserve">Князь долго молчал.</w:t>
+      </w:r>
+    </w:p>
+    <w:p>
+      <w:pPr>
+        <w:rPr>
+          <w:lang w:val="ru-RU"/>
+        </w:rPr>
+      </w:pPr>
+      <w:r>
+        <w:rPr>
+          <w:lang w:val="ru-RU"/>
+        </w:rPr>
+        <w:t xml:space="preserve">— У нас нет ангела, — сказал он.</w:t>
+      </w:r>
+    </w:p>
+    <w:p>
+      <w:pPr>
+        <w:rPr>
+          <w:lang w:val="ru-RU"/>
+        </w:rPr>
+      </w:pPr>
+      <w:r>
+        <w:rPr>
+          <w:lang w:val="ru-RU"/>
+        </w:rPr>
+        <w:t xml:space="preserve">Спички князь извёл в первый же час. Воды нет. Кричали мы только в первую ночь.</w:t>
+      </w:r>
+    </w:p>
+    <w:p>
+      <w:pPr>
+        <w:rPr>
+          <w:lang w:val="ru-RU"/>
+        </w:rPr>
+      </w:pPr>
+      <w:r>
+        <w:rPr>
+          <w:lang w:val="ru-RU"/>
+        </w:rPr>
+        <w:t xml:space="preserve">Камень здесь холоден и в июне. Сколько надо продержать на нём руку, чтобы в усадьбе, на чужом лице, похолодел нос? Времени у неё было довольно: я пересчитал пальцами её чёрточки — семьсот пятьдесят восемь. Рядом провожу свои, по одной на каждый сон. Их четыре.</w:t>
+      </w:r>
+    </w:p>
+    <w:p>
+      <w:pPr>
+        <w:rPr>
+          <w:lang w:val="ru-RU"/>
+        </w:rPr>
+      </w:pPr>
+      <w:r>
+        <w:rPr>
+          <w:lang w:val="ru-RU"/>
+        </w:rPr>
+        <w:t xml:space="preserve">Вчера из-за двери кто-то пел колыбельную. Князь подпевал. Потом у самой щели спросили: «А вы боитесь темноты, доктор?»</w:t>
+      </w:r>
+    </w:p>
+    <w:p>
+      <w:pPr>
+        <w:rPr>
+          <w:lang w:val="ru-RU"/>
+        </w:rPr>
+      </w:pPr>
+      <w:r>
+        <w:rPr>
+          <w:lang w:val="ru-RU"/>
+        </w:rPr>
+        <w:t xml:space="preserve">Сегодня он перестал отвечать. Я нашёл в темноте его лицо. Лицо было холодное. Нос — тёплый.</w:t>
       </w:r>
     </w:p>
     <w:sectPr>
